--- a/lessons/6-1/downloads/reveal/teacher/6.1-session-2-prerequisite-practice-b.docx
+++ b/lessons/6-1/downloads/reveal/teacher/6.1-session-2-prerequisite-practice-b.docx
@@ -15,10 +15,28 @@
         <w:rPr>
           <w:rFonts w:ascii="Avenir Next" w:hAnsi="Avenir Next" w:cs="Avenir Next" w:eastAsia="Avenir Next"/>
           <w:color w:val="1A1A1A"/>
+          <w:sz w:val="22"/>
+          <w:szCs w:val="20"/>
+        </w:rPr>
+        <w:t xml:space="preserve">Name</w:t>
+      </w:r>
+      <w:r>
+        <w:rPr>
+          <w:rFonts w:ascii="Avenir Next" w:hAnsi="Avenir Next" w:cs="Avenir Next" w:eastAsia="Avenir Next"/>
+          <w:color w:val="1A1A1A"/>
           <w:sz w:val="20"/>
           <w:szCs w:val="20"/>
         </w:rPr>
-        <w:t xml:space="preserve">Name</w:t>
+        <w:tab/>
+      </w:r>
+      <w:r>
+        <w:rPr>
+          <w:rFonts w:ascii="Avenir Next" w:hAnsi="Avenir Next" w:cs="Avenir Next" w:eastAsia="Avenir Next"/>
+          <w:color w:val="1A1A1A"/>
+          <w:sz w:val="22"/>
+          <w:szCs w:val="20"/>
+        </w:rPr>
+        <w:t xml:space="preserve">   Date</w:t>
       </w:r>
       <w:r>
         <w:rPr>
@@ -33,25 +51,7 @@
         <w:rPr>
           <w:rFonts w:ascii="Avenir Next" w:hAnsi="Avenir Next" w:cs="Avenir Next" w:eastAsia="Avenir Next"/>
           <w:color w:val="1A1A1A"/>
-          <w:sz w:val="20"/>
-          <w:szCs w:val="20"/>
-        </w:rPr>
-        <w:t xml:space="preserve">   Date</w:t>
-      </w:r>
-      <w:r>
-        <w:rPr>
-          <w:rFonts w:ascii="Avenir Next" w:hAnsi="Avenir Next" w:cs="Avenir Next" w:eastAsia="Avenir Next"/>
-          <w:color w:val="1A1A1A"/>
-          <w:sz w:val="20"/>
-          <w:szCs w:val="20"/>
-        </w:rPr>
-        <w:tab/>
-      </w:r>
-      <w:r>
-        <w:rPr>
-          <w:rFonts w:ascii="Avenir Next" w:hAnsi="Avenir Next" w:cs="Avenir Next" w:eastAsia="Avenir Next"/>
-          <w:color w:val="1A1A1A"/>
-          <w:sz w:val="20"/>
+          <w:sz w:val="22"/>
           <w:szCs w:val="20"/>
         </w:rPr>
         <w:t xml:space="preserve">   Period</w:t>
@@ -78,7 +78,7 @@
           <w:caps/>
           <w:color w:val="003A70"/>
           <w:spacing w:val="12"/>
-          <w:sz w:val="19"/>
+          <w:sz w:val="22"/>
           <w:szCs w:val="19"/>
         </w:rPr>
         <w:t xml:space="preserve">Lesson 6-1  ·  Session 2  ·  Prerequisite Practice B  ·  Skill 1 of 2</w:t>
@@ -86,6 +86,7 @@
     </w:p>
     <w:p>
       <w:pPr>
+        <w:pStyle w:val="Heading1"/>
         <w:keepNext/>
         <w:spacing w:before="0" w:after="10" w:line="240" w:lineRule="auto"/>
       </w:pPr>
@@ -111,7 +112,7 @@
         <w:rPr>
           <w:rFonts w:ascii="Avenir Next" w:hAnsi="Avenir Next" w:cs="Avenir Next" w:eastAsia="Avenir Next"/>
           <w:color w:val="5A5F66"/>
-          <w:sz w:val="17"/>
+          <w:sz w:val="22"/>
           <w:szCs w:val="17"/>
         </w:rPr>
         <w:t xml:space="preserve">Builds on Grade 5 · 5.NF.B.5</w:t>
@@ -154,6 +155,7 @@
           </w:tcPr>
           <w:p>
             <w:pPr>
+              <w:pStyle w:val="Heading2"/>
               <w:spacing w:before="0" w:after="0" w:line="252" w:lineRule="auto"/>
             </w:pPr>
             <w:r>
@@ -183,7 +185,7 @@
               <w:rPr>
                 <w:rFonts w:ascii="Avenir Next" w:hAnsi="Avenir Next" w:cs="Avenir Next" w:eastAsia="Avenir Next"/>
                 <w:color w:val="1A1A1A"/>
-                <w:sz w:val="20"/>
+                <w:sz w:val="22"/>
                 <w:szCs w:val="20"/>
               </w:rPr>
               <w:t xml:space="preserve">Priya says 3/4 yard cut into 4 pieces makes 3-yard pieces. You will decide if that makes sense.</w:t>
@@ -203,6 +205,7 @@
           </w:tcPr>
           <w:p>
             <w:pPr>
+              <w:pStyle w:val="Heading2"/>
               <w:spacing w:before="0" w:after="0" w:line="252" w:lineRule="auto"/>
             </w:pPr>
             <w:r>
@@ -232,7 +235,7 @@
               <w:rPr>
                 <w:rFonts w:ascii="Avenir Next" w:hAnsi="Avenir Next" w:cs="Avenir Next" w:eastAsia="Avenir Next"/>
                 <w:color w:val="1A1A1A"/>
-                <w:sz w:val="20"/>
+                <w:sz w:val="22"/>
                 <w:szCs w:val="20"/>
               </w:rPr>
               <w:t xml:space="preserve">Tell if multiplying by a fraction makes a number bigger or smaller.  </w:t>
@@ -242,7 +245,7 @@
                 <w:rFonts w:ascii="Avenir Next" w:hAnsi="Avenir Next" w:cs="Avenir Next" w:eastAsia="Avenir Next"/>
                 <w:b/>
                 <w:color w:val="1A1A1A"/>
-                <w:sz w:val="20"/>
+                <w:sz w:val="22"/>
                 <w:szCs w:val="20"/>
               </w:rPr>
               <w:t xml:space="preserve">You will use it in Practice Form A, problem 5.</w:t>
@@ -253,6 +256,7 @@
     </w:tbl>
     <w:p>
       <w:pPr>
+        <w:pStyle w:val="Heading2"/>
         <w:keepNext/>
         <w:pBdr>
           <w:bottom w:val="single" w:sz="8" w:space="3" w:color="003A70"/>
@@ -268,7 +272,7 @@
           <w:b/>
           <w:color w:val="003A70"/>
           <w:spacing w:val="14"/>
-          <w:sz w:val="19"/>
+          <w:sz w:val="22"/>
           <w:szCs w:val="19"/>
         </w:rPr>
         <w:t xml:space="preserve">STEPS TO FOLLOW</w:t>
@@ -287,7 +291,7 @@
           <w:rFonts w:ascii="Avenir Next" w:hAnsi="Avenir Next" w:cs="Avenir Next" w:eastAsia="Avenir Next"/>
           <w:i/>
           <w:color w:val="5A5F66"/>
-          <w:sz w:val="17"/>
+          <w:sz w:val="22"/>
           <w:szCs w:val="17"/>
         </w:rPr>
         <w:t xml:space="preserve">use these same steps on every problem</w:t>
@@ -329,6 +333,7 @@
           </w:tcPr>
           <w:p>
             <w:pPr>
+              <w:pStyle w:val="Heading1"/>
               <w:spacing w:before="0" w:after="0" w:line="240" w:lineRule="auto"/>
               <w:jc w:val="center"/>
             </w:pPr>
@@ -357,7 +362,7 @@
               <w:rPr>
                 <w:rFonts w:ascii="Avenir Next" w:hAnsi="Avenir Next" w:cs="Avenir Next" w:eastAsia="Avenir Next"/>
                 <w:color w:val="1A1A1A"/>
-                <w:sz w:val="21"/>
+                <w:sz w:val="22"/>
                 <w:szCs w:val="21"/>
               </w:rPr>
               <w:t xml:space="preserve">Look at the </w:t>
@@ -367,7 +372,7 @@
                 <w:rFonts w:ascii="Avenir Next" w:hAnsi="Avenir Next" w:cs="Avenir Next" w:eastAsia="Avenir Next"/>
                 <w:b/>
                 <w:color w:val="1A1A1A"/>
-                <w:sz w:val="21"/>
+                <w:sz w:val="22"/>
                 <w:szCs w:val="21"/>
               </w:rPr>
               <w:t xml:space="preserve">fraction</w:t>
@@ -376,7 +381,7 @@
               <w:rPr>
                 <w:rFonts w:ascii="Avenir Next" w:hAnsi="Avenir Next" w:cs="Avenir Next" w:eastAsia="Avenir Next"/>
                 <w:color w:val="1A1A1A"/>
-                <w:sz w:val="21"/>
+                <w:sz w:val="22"/>
                 <w:szCs w:val="21"/>
               </w:rPr>
               <w:t xml:space="preserve"> you multiply by.</w:t>
@@ -395,6 +400,7 @@
           </w:tcPr>
           <w:p>
             <w:pPr>
+              <w:pStyle w:val="Heading1"/>
               <w:spacing w:before="0" w:after="0" w:line="240" w:lineRule="auto"/>
               <w:jc w:val="center"/>
             </w:pPr>
@@ -424,7 +430,7 @@
                 <w:rFonts w:ascii="Avenir Next" w:hAnsi="Avenir Next" w:cs="Avenir Next" w:eastAsia="Avenir Next"/>
                 <w:b/>
                 <w:color w:val="1A1A1A"/>
-                <w:sz w:val="21"/>
+                <w:sz w:val="22"/>
                 <w:szCs w:val="21"/>
               </w:rPr>
               <w:t xml:space="preserve">Compare</w:t>
@@ -433,7 +439,7 @@
               <w:rPr>
                 <w:rFonts w:ascii="Avenir Next" w:hAnsi="Avenir Next" w:cs="Avenir Next" w:eastAsia="Avenir Next"/>
                 <w:color w:val="1A1A1A"/>
-                <w:sz w:val="21"/>
+                <w:sz w:val="22"/>
                 <w:szCs w:val="21"/>
               </w:rPr>
               <w:t xml:space="preserve"> its top and bottom. A smaller top means less than 1.</w:t>
@@ -452,6 +458,7 @@
           </w:tcPr>
           <w:p>
             <w:pPr>
+              <w:pStyle w:val="Heading1"/>
               <w:spacing w:before="0" w:after="0" w:line="240" w:lineRule="auto"/>
               <w:jc w:val="center"/>
             </w:pPr>
@@ -480,7 +487,7 @@
               <w:rPr>
                 <w:rFonts w:ascii="Avenir Next" w:hAnsi="Avenir Next" w:cs="Avenir Next" w:eastAsia="Avenir Next"/>
                 <w:color w:val="1A1A1A"/>
-                <w:sz w:val="21"/>
+                <w:sz w:val="22"/>
                 <w:szCs w:val="21"/>
               </w:rPr>
               <w:t xml:space="preserve">Less than 1 gives a </w:t>
@@ -490,7 +497,7 @@
                 <w:rFonts w:ascii="Avenir Next" w:hAnsi="Avenir Next" w:cs="Avenir Next" w:eastAsia="Avenir Next"/>
                 <w:b/>
                 <w:color w:val="1A1A1A"/>
-                <w:sz w:val="21"/>
+                <w:sz w:val="22"/>
                 <w:szCs w:val="21"/>
               </w:rPr>
               <w:t xml:space="preserve">smaller</w:t>
@@ -499,7 +506,7 @@
               <w:rPr>
                 <w:rFonts w:ascii="Avenir Next" w:hAnsi="Avenir Next" w:cs="Avenir Next" w:eastAsia="Avenir Next"/>
                 <w:color w:val="1A1A1A"/>
-                <w:sz w:val="21"/>
+                <w:sz w:val="22"/>
                 <w:szCs w:val="21"/>
               </w:rPr>
               <w:t xml:space="preserve"> answer. More than 1 gives bigger.</w:t>
@@ -510,6 +517,7 @@
     </w:tbl>
     <w:p>
       <w:pPr>
+        <w:pStyle w:val="Heading2"/>
         <w:keepNext/>
         <w:pBdr>
           <w:bottom w:val="single" w:sz="8" w:space="3" w:color="003A70"/>
@@ -525,7 +533,7 @@
           <w:b/>
           <w:color w:val="003A70"/>
           <w:spacing w:val="14"/>
-          <w:sz w:val="19"/>
+          <w:sz w:val="22"/>
           <w:szCs w:val="19"/>
         </w:rPr>
         <w:t xml:space="preserve">WATCH ME</w:t>
@@ -544,7 +552,7 @@
           <w:rFonts w:ascii="Avenir Next" w:hAnsi="Avenir Next" w:cs="Avenir Next" w:eastAsia="Avenir Next"/>
           <w:i/>
           <w:color w:val="5A5F66"/>
-          <w:sz w:val="17"/>
+          <w:sz w:val="22"/>
           <w:szCs w:val="17"/>
         </w:rPr>
         <w:t xml:space="preserve">the steps in action</w:t>
@@ -559,7 +567,7 @@
           <w:rFonts w:ascii="Avenir Next" w:hAnsi="Avenir Next" w:cs="Avenir Next" w:eastAsia="Avenir Next"/>
           <w:b/>
           <w:color w:val="1A1A1A"/>
-          <w:sz w:val="21"/>
+          <w:sz w:val="22"/>
           <w:szCs w:val="21"/>
         </w:rPr>
         <w:t xml:space="preserve">Is 3/4 × 1/4 bigger or smaller than 3/4?</w:t>
@@ -578,25 +586,25 @@
           <w:rFonts w:ascii="Avenir Next" w:hAnsi="Avenir Next" w:cs="Avenir Next" w:eastAsia="Avenir Next"/>
           <w:b/>
           <w:color w:val="003A70"/>
+          <w:sz w:val="22"/>
+          <w:szCs w:val="19"/>
+        </w:rPr>
+        <w:t xml:space="preserve">Step 1</w:t>
+      </w:r>
+      <w:r>
+        <w:rPr>
+          <w:rFonts w:ascii="Avenir Next" w:hAnsi="Avenir Next" w:cs="Avenir Next" w:eastAsia="Avenir Next"/>
+          <w:color w:val="1A1A1A"/>
           <w:sz w:val="19"/>
           <w:szCs w:val="19"/>
         </w:rPr>
-        <w:t xml:space="preserve">Step 1</w:t>
-      </w:r>
-      <w:r>
-        <w:rPr>
-          <w:rFonts w:ascii="Avenir Next" w:hAnsi="Avenir Next" w:cs="Avenir Next" w:eastAsia="Avenir Next"/>
-          <w:color w:val="1A1A1A"/>
-          <w:sz w:val="19"/>
-          <w:szCs w:val="19"/>
-        </w:rPr>
         <w:tab/>
       </w:r>
       <w:r>
         <w:rPr>
           <w:rFonts w:ascii="Avenir Next" w:hAnsi="Avenir Next" w:cs="Avenir Next" w:eastAsia="Avenir Next"/>
           <w:color w:val="1A1A1A"/>
-          <w:sz w:val="21"/>
+          <w:sz w:val="22"/>
           <w:szCs w:val="21"/>
         </w:rPr>
         <w:t xml:space="preserve">The fraction is 1/4.</w:t>
@@ -615,25 +623,25 @@
           <w:rFonts w:ascii="Avenir Next" w:hAnsi="Avenir Next" w:cs="Avenir Next" w:eastAsia="Avenir Next"/>
           <w:b/>
           <w:color w:val="003A70"/>
+          <w:sz w:val="22"/>
+          <w:szCs w:val="19"/>
+        </w:rPr>
+        <w:t xml:space="preserve">Step 2</w:t>
+      </w:r>
+      <w:r>
+        <w:rPr>
+          <w:rFonts w:ascii="Avenir Next" w:hAnsi="Avenir Next" w:cs="Avenir Next" w:eastAsia="Avenir Next"/>
+          <w:color w:val="1A1A1A"/>
           <w:sz w:val="19"/>
           <w:szCs w:val="19"/>
         </w:rPr>
-        <w:t xml:space="preserve">Step 2</w:t>
-      </w:r>
-      <w:r>
-        <w:rPr>
-          <w:rFonts w:ascii="Avenir Next" w:hAnsi="Avenir Next" w:cs="Avenir Next" w:eastAsia="Avenir Next"/>
-          <w:color w:val="1A1A1A"/>
-          <w:sz w:val="19"/>
-          <w:szCs w:val="19"/>
-        </w:rPr>
         <w:tab/>
       </w:r>
       <w:r>
         <w:rPr>
           <w:rFonts w:ascii="Avenir Next" w:hAnsi="Avenir Next" w:cs="Avenir Next" w:eastAsia="Avenir Next"/>
           <w:color w:val="1A1A1A"/>
-          <w:sz w:val="21"/>
+          <w:sz w:val="22"/>
           <w:szCs w:val="21"/>
         </w:rPr>
         <w:t xml:space="preserve">1 is less than 4, so 1/4 is less than 1.</w:t>
@@ -652,25 +660,25 @@
           <w:rFonts w:ascii="Avenir Next" w:hAnsi="Avenir Next" w:cs="Avenir Next" w:eastAsia="Avenir Next"/>
           <w:b/>
           <w:color w:val="003A70"/>
+          <w:sz w:val="22"/>
+          <w:szCs w:val="19"/>
+        </w:rPr>
+        <w:t xml:space="preserve">Step 3</w:t>
+      </w:r>
+      <w:r>
+        <w:rPr>
+          <w:rFonts w:ascii="Avenir Next" w:hAnsi="Avenir Next" w:cs="Avenir Next" w:eastAsia="Avenir Next"/>
+          <w:color w:val="1A1A1A"/>
           <w:sz w:val="19"/>
           <w:szCs w:val="19"/>
         </w:rPr>
-        <w:t xml:space="preserve">Step 3</w:t>
-      </w:r>
-      <w:r>
-        <w:rPr>
-          <w:rFonts w:ascii="Avenir Next" w:hAnsi="Avenir Next" w:cs="Avenir Next" w:eastAsia="Avenir Next"/>
-          <w:color w:val="1A1A1A"/>
-          <w:sz w:val="19"/>
-          <w:szCs w:val="19"/>
-        </w:rPr>
         <w:tab/>
       </w:r>
       <w:r>
         <w:rPr>
           <w:rFonts w:ascii="Avenir Next" w:hAnsi="Avenir Next" w:cs="Avenir Next" w:eastAsia="Avenir Next"/>
           <w:color w:val="1A1A1A"/>
-          <w:sz w:val="21"/>
+          <w:sz w:val="22"/>
           <w:szCs w:val="21"/>
         </w:rPr>
         <w:t xml:space="preserve">So 3/4 × 1/4 is smaller than 3/4.</w:t>
@@ -689,18 +697,18 @@
           <w:rFonts w:ascii="Avenir Next" w:hAnsi="Avenir Next" w:cs="Avenir Next" w:eastAsia="Avenir Next"/>
           <w:b/>
           <w:color w:val="1A1A1A"/>
+          <w:sz w:val="22"/>
+          <w:szCs w:val="21"/>
+        </w:rPr>
+        <w:t xml:space="preserve">Answer</w:t>
+      </w:r>
+      <w:r>
+        <w:rPr>
+          <w:rFonts w:ascii="Avenir Next" w:hAnsi="Avenir Next" w:cs="Avenir Next" w:eastAsia="Avenir Next"/>
+          <w:color w:val="1A1A1A"/>
           <w:sz w:val="21"/>
           <w:szCs w:val="21"/>
         </w:rPr>
-        <w:t xml:space="preserve">Answer</w:t>
-      </w:r>
-      <w:r>
-        <w:rPr>
-          <w:rFonts w:ascii="Avenir Next" w:hAnsi="Avenir Next" w:cs="Avenir Next" w:eastAsia="Avenir Next"/>
-          <w:color w:val="1A1A1A"/>
-          <w:sz w:val="21"/>
-          <w:szCs w:val="21"/>
-        </w:rPr>
         <w:tab/>
       </w:r>
       <w:r>
@@ -708,7 +716,7 @@
           <w:rFonts w:ascii="Avenir Next" w:hAnsi="Avenir Next" w:cs="Avenir Next" w:eastAsia="Avenir Next"/>
           <w:b/>
           <w:color w:val="1A1A1A"/>
-          <w:sz w:val="21"/>
+          <w:sz w:val="22"/>
           <w:szCs w:val="21"/>
         </w:rPr>
         <w:t xml:space="preserve">Smaller. (It is 3/16.)</w:t>
@@ -716,6 +724,7 @@
     </w:p>
     <w:p>
       <w:pPr>
+        <w:pStyle w:val="Heading2"/>
         <w:keepNext/>
         <w:pBdr>
           <w:bottom w:val="single" w:sz="8" w:space="3" w:color="003A70"/>
@@ -731,7 +740,7 @@
           <w:b/>
           <w:color w:val="003A70"/>
           <w:spacing w:val="14"/>
-          <w:sz w:val="19"/>
+          <w:sz w:val="22"/>
           <w:szCs w:val="19"/>
         </w:rPr>
         <w:t xml:space="preserve">TRY IT WITH HELP</w:t>
@@ -750,7 +759,7 @@
           <w:rFonts w:ascii="Avenir Next" w:hAnsi="Avenir Next" w:cs="Avenir Next" w:eastAsia="Avenir Next"/>
           <w:i/>
           <w:color w:val="5A5F66"/>
-          <w:sz w:val="17"/>
+          <w:sz w:val="22"/>
           <w:szCs w:val="17"/>
         </w:rPr>
         <w:t xml:space="preserve">fill in each step</w:t>
@@ -808,35 +817,35 @@
           <w:rFonts w:ascii="Avenir Next" w:hAnsi="Avenir Next" w:cs="Avenir Next" w:eastAsia="Avenir Next"/>
           <w:b/>
           <w:color w:val="003A70"/>
+          <w:sz w:val="22"/>
+          <w:szCs w:val="18"/>
+        </w:rPr>
+        <w:t xml:space="preserve">Step 1</w:t>
+      </w:r>
+      <w:r>
+        <w:rPr>
+          <w:rFonts w:ascii="Avenir Next" w:hAnsi="Avenir Next" w:cs="Avenir Next" w:eastAsia="Avenir Next"/>
+          <w:color w:val="1A1A1A"/>
           <w:sz w:val="18"/>
           <w:szCs w:val="18"/>
         </w:rPr>
-        <w:t xml:space="preserve">Step 1</w:t>
-      </w:r>
-      <w:r>
-        <w:rPr>
-          <w:rFonts w:ascii="Avenir Next" w:hAnsi="Avenir Next" w:cs="Avenir Next" w:eastAsia="Avenir Next"/>
-          <w:color w:val="1A1A1A"/>
-          <w:sz w:val="18"/>
-          <w:szCs w:val="18"/>
-        </w:rPr>
         <w:tab/>
       </w:r>
       <w:r>
         <w:rPr>
           <w:rFonts w:ascii="Avenir Next" w:hAnsi="Avenir Next" w:cs="Avenir Next" w:eastAsia="Avenir Next"/>
           <w:color w:val="1A1A1A"/>
+          <w:sz w:val="22"/>
+          <w:szCs w:val="21"/>
+        </w:rPr>
+        <w:t xml:space="preserve">The fraction is </w:t>
+      </w:r>
+      <w:r>
+        <w:rPr>
+          <w:rFonts w:ascii="Avenir Next" w:hAnsi="Avenir Next" w:cs="Avenir Next" w:eastAsia="Avenir Next"/>
+          <w:color w:val="1A1A1A"/>
           <w:sz w:val="21"/>
           <w:szCs w:val="21"/>
-        </w:rPr>
-        <w:t xml:space="preserve">The fraction is </w:t>
-      </w:r>
-      <w:r>
-        <w:rPr>
-          <w:rFonts w:ascii="Avenir Next" w:hAnsi="Avenir Next" w:cs="Avenir Next" w:eastAsia="Avenir Next"/>
-          <w:color w:val="1A1A1A"/>
-          <w:sz w:val="21"/>
-          <w:szCs w:val="21"/>
           <w:u w:val="single"/>
         </w:rPr>
         <w:t xml:space="preserve">                </w:t>
@@ -845,7 +854,7 @@
         <w:rPr>
           <w:rFonts w:ascii="Avenir Next" w:hAnsi="Avenir Next" w:cs="Avenir Next" w:eastAsia="Avenir Next"/>
           <w:color w:val="1A1A1A"/>
-          <w:sz w:val="21"/>
+          <w:sz w:val="22"/>
           <w:szCs w:val="21"/>
         </w:rPr>
         <w:t xml:space="preserve">.</w:t>
@@ -865,35 +874,35 @@
           <w:rFonts w:ascii="Avenir Next" w:hAnsi="Avenir Next" w:cs="Avenir Next" w:eastAsia="Avenir Next"/>
           <w:b/>
           <w:color w:val="003A70"/>
+          <w:sz w:val="22"/>
+          <w:szCs w:val="18"/>
+        </w:rPr>
+        <w:t xml:space="preserve">Step 2</w:t>
+      </w:r>
+      <w:r>
+        <w:rPr>
+          <w:rFonts w:ascii="Avenir Next" w:hAnsi="Avenir Next" w:cs="Avenir Next" w:eastAsia="Avenir Next"/>
+          <w:color w:val="1A1A1A"/>
           <w:sz w:val="18"/>
           <w:szCs w:val="18"/>
         </w:rPr>
-        <w:t xml:space="preserve">Step 2</w:t>
-      </w:r>
-      <w:r>
-        <w:rPr>
-          <w:rFonts w:ascii="Avenir Next" w:hAnsi="Avenir Next" w:cs="Avenir Next" w:eastAsia="Avenir Next"/>
-          <w:color w:val="1A1A1A"/>
-          <w:sz w:val="18"/>
-          <w:szCs w:val="18"/>
-        </w:rPr>
         <w:tab/>
       </w:r>
       <w:r>
         <w:rPr>
           <w:rFonts w:ascii="Avenir Next" w:hAnsi="Avenir Next" w:cs="Avenir Next" w:eastAsia="Avenir Next"/>
           <w:color w:val="1A1A1A"/>
+          <w:sz w:val="22"/>
+          <w:szCs w:val="21"/>
+        </w:rPr>
+        <w:t xml:space="preserve">2 is less than </w:t>
+      </w:r>
+      <w:r>
+        <w:rPr>
+          <w:rFonts w:ascii="Avenir Next" w:hAnsi="Avenir Next" w:cs="Avenir Next" w:eastAsia="Avenir Next"/>
+          <w:color w:val="1A1A1A"/>
           <w:sz w:val="21"/>
           <w:szCs w:val="21"/>
-        </w:rPr>
-        <w:t xml:space="preserve">2 is less than </w:t>
-      </w:r>
-      <w:r>
-        <w:rPr>
-          <w:rFonts w:ascii="Avenir Next" w:hAnsi="Avenir Next" w:cs="Avenir Next" w:eastAsia="Avenir Next"/>
-          <w:color w:val="1A1A1A"/>
-          <w:sz w:val="21"/>
-          <w:szCs w:val="21"/>
           <w:u w:val="single"/>
         </w:rPr>
         <w:t xml:space="preserve">                </w:t>
@@ -902,7 +911,7 @@
         <w:rPr>
           <w:rFonts w:ascii="Avenir Next" w:hAnsi="Avenir Next" w:cs="Avenir Next" w:eastAsia="Avenir Next"/>
           <w:color w:val="1A1A1A"/>
-          <w:sz w:val="21"/>
+          <w:sz w:val="22"/>
           <w:szCs w:val="21"/>
         </w:rPr>
         <w:t xml:space="preserve">, so 2/3 is less than 1.</w:t>
@@ -922,35 +931,35 @@
           <w:rFonts w:ascii="Avenir Next" w:hAnsi="Avenir Next" w:cs="Avenir Next" w:eastAsia="Avenir Next"/>
           <w:b/>
           <w:color w:val="003A70"/>
+          <w:sz w:val="22"/>
+          <w:szCs w:val="18"/>
+        </w:rPr>
+        <w:t xml:space="preserve">Step 3</w:t>
+      </w:r>
+      <w:r>
+        <w:rPr>
+          <w:rFonts w:ascii="Avenir Next" w:hAnsi="Avenir Next" w:cs="Avenir Next" w:eastAsia="Avenir Next"/>
+          <w:color w:val="1A1A1A"/>
           <w:sz w:val="18"/>
           <w:szCs w:val="18"/>
         </w:rPr>
-        <w:t xml:space="preserve">Step 3</w:t>
-      </w:r>
-      <w:r>
-        <w:rPr>
-          <w:rFonts w:ascii="Avenir Next" w:hAnsi="Avenir Next" w:cs="Avenir Next" w:eastAsia="Avenir Next"/>
-          <w:color w:val="1A1A1A"/>
-          <w:sz w:val="18"/>
-          <w:szCs w:val="18"/>
-        </w:rPr>
         <w:tab/>
       </w:r>
       <w:r>
         <w:rPr>
           <w:rFonts w:ascii="Avenir Next" w:hAnsi="Avenir Next" w:cs="Avenir Next" w:eastAsia="Avenir Next"/>
           <w:color w:val="1A1A1A"/>
+          <w:sz w:val="22"/>
+          <w:szCs w:val="21"/>
+        </w:rPr>
+        <w:t xml:space="preserve">So 8 × 2/3 is </w:t>
+      </w:r>
+      <w:r>
+        <w:rPr>
+          <w:rFonts w:ascii="Avenir Next" w:hAnsi="Avenir Next" w:cs="Avenir Next" w:eastAsia="Avenir Next"/>
+          <w:color w:val="1A1A1A"/>
           <w:sz w:val="21"/>
           <w:szCs w:val="21"/>
-        </w:rPr>
-        <w:t xml:space="preserve">So 8 × 2/3 is </w:t>
-      </w:r>
-      <w:r>
-        <w:rPr>
-          <w:rFonts w:ascii="Avenir Next" w:hAnsi="Avenir Next" w:cs="Avenir Next" w:eastAsia="Avenir Next"/>
-          <w:color w:val="1A1A1A"/>
-          <w:sz w:val="21"/>
-          <w:szCs w:val="21"/>
           <w:u w:val="single"/>
         </w:rPr>
         <w:t xml:space="preserve">                </w:t>
@@ -959,7 +968,7 @@
         <w:rPr>
           <w:rFonts w:ascii="Avenir Next" w:hAnsi="Avenir Next" w:cs="Avenir Next" w:eastAsia="Avenir Next"/>
           <w:color w:val="1A1A1A"/>
-          <w:sz w:val="21"/>
+          <w:sz w:val="22"/>
           <w:szCs w:val="21"/>
         </w:rPr>
         <w:t xml:space="preserve"> than 8.</w:t>
@@ -1022,35 +1031,35 @@
           <w:rFonts w:ascii="Avenir Next" w:hAnsi="Avenir Next" w:cs="Avenir Next" w:eastAsia="Avenir Next"/>
           <w:b/>
           <w:color w:val="003A70"/>
+          <w:sz w:val="22"/>
+          <w:szCs w:val="18"/>
+        </w:rPr>
+        <w:t xml:space="preserve">Step 1</w:t>
+      </w:r>
+      <w:r>
+        <w:rPr>
+          <w:rFonts w:ascii="Avenir Next" w:hAnsi="Avenir Next" w:cs="Avenir Next" w:eastAsia="Avenir Next"/>
+          <w:color w:val="1A1A1A"/>
           <w:sz w:val="18"/>
           <w:szCs w:val="18"/>
         </w:rPr>
-        <w:t xml:space="preserve">Step 1</w:t>
-      </w:r>
-      <w:r>
-        <w:rPr>
-          <w:rFonts w:ascii="Avenir Next" w:hAnsi="Avenir Next" w:cs="Avenir Next" w:eastAsia="Avenir Next"/>
-          <w:color w:val="1A1A1A"/>
-          <w:sz w:val="18"/>
-          <w:szCs w:val="18"/>
-        </w:rPr>
         <w:tab/>
       </w:r>
       <w:r>
         <w:rPr>
           <w:rFonts w:ascii="Avenir Next" w:hAnsi="Avenir Next" w:cs="Avenir Next" w:eastAsia="Avenir Next"/>
           <w:color w:val="1A1A1A"/>
+          <w:sz w:val="22"/>
+          <w:szCs w:val="21"/>
+        </w:rPr>
+        <w:t xml:space="preserve">The fraction is </w:t>
+      </w:r>
+      <w:r>
+        <w:rPr>
+          <w:rFonts w:ascii="Avenir Next" w:hAnsi="Avenir Next" w:cs="Avenir Next" w:eastAsia="Avenir Next"/>
+          <w:color w:val="1A1A1A"/>
           <w:sz w:val="21"/>
           <w:szCs w:val="21"/>
-        </w:rPr>
-        <w:t xml:space="preserve">The fraction is </w:t>
-      </w:r>
-      <w:r>
-        <w:rPr>
-          <w:rFonts w:ascii="Avenir Next" w:hAnsi="Avenir Next" w:cs="Avenir Next" w:eastAsia="Avenir Next"/>
-          <w:color w:val="1A1A1A"/>
-          <w:sz w:val="21"/>
-          <w:szCs w:val="21"/>
           <w:u w:val="single"/>
         </w:rPr>
         <w:t xml:space="preserve">                </w:t>
@@ -1059,7 +1068,7 @@
         <w:rPr>
           <w:rFonts w:ascii="Avenir Next" w:hAnsi="Avenir Next" w:cs="Avenir Next" w:eastAsia="Avenir Next"/>
           <w:color w:val="1A1A1A"/>
-          <w:sz w:val="21"/>
+          <w:sz w:val="22"/>
           <w:szCs w:val="21"/>
         </w:rPr>
         <w:t xml:space="preserve">.</w:t>
@@ -1079,35 +1088,35 @@
           <w:rFonts w:ascii="Avenir Next" w:hAnsi="Avenir Next" w:cs="Avenir Next" w:eastAsia="Avenir Next"/>
           <w:b/>
           <w:color w:val="003A70"/>
+          <w:sz w:val="22"/>
+          <w:szCs w:val="18"/>
+        </w:rPr>
+        <w:t xml:space="preserve">Step 2</w:t>
+      </w:r>
+      <w:r>
+        <w:rPr>
+          <w:rFonts w:ascii="Avenir Next" w:hAnsi="Avenir Next" w:cs="Avenir Next" w:eastAsia="Avenir Next"/>
+          <w:color w:val="1A1A1A"/>
           <w:sz w:val="18"/>
           <w:szCs w:val="18"/>
         </w:rPr>
-        <w:t xml:space="preserve">Step 2</w:t>
-      </w:r>
-      <w:r>
-        <w:rPr>
-          <w:rFonts w:ascii="Avenir Next" w:hAnsi="Avenir Next" w:cs="Avenir Next" w:eastAsia="Avenir Next"/>
-          <w:color w:val="1A1A1A"/>
-          <w:sz w:val="18"/>
-          <w:szCs w:val="18"/>
-        </w:rPr>
         <w:tab/>
       </w:r>
       <w:r>
         <w:rPr>
           <w:rFonts w:ascii="Avenir Next" w:hAnsi="Avenir Next" w:cs="Avenir Next" w:eastAsia="Avenir Next"/>
           <w:color w:val="1A1A1A"/>
+          <w:sz w:val="22"/>
+          <w:szCs w:val="21"/>
+        </w:rPr>
+        <w:t xml:space="preserve">5 is </w:t>
+      </w:r>
+      <w:r>
+        <w:rPr>
+          <w:rFonts w:ascii="Avenir Next" w:hAnsi="Avenir Next" w:cs="Avenir Next" w:eastAsia="Avenir Next"/>
+          <w:color w:val="1A1A1A"/>
           <w:sz w:val="21"/>
           <w:szCs w:val="21"/>
-        </w:rPr>
-        <w:t xml:space="preserve">5 is </w:t>
-      </w:r>
-      <w:r>
-        <w:rPr>
-          <w:rFonts w:ascii="Avenir Next" w:hAnsi="Avenir Next" w:cs="Avenir Next" w:eastAsia="Avenir Next"/>
-          <w:color w:val="1A1A1A"/>
-          <w:sz w:val="21"/>
-          <w:szCs w:val="21"/>
           <w:u w:val="single"/>
         </w:rPr>
         <w:t xml:space="preserve">                </w:t>
@@ -1116,7 +1125,7 @@
         <w:rPr>
           <w:rFonts w:ascii="Avenir Next" w:hAnsi="Avenir Next" w:cs="Avenir Next" w:eastAsia="Avenir Next"/>
           <w:color w:val="1A1A1A"/>
-          <w:sz w:val="21"/>
+          <w:sz w:val="22"/>
           <w:szCs w:val="21"/>
         </w:rPr>
         <w:t xml:space="preserve"> than 4, so 5/4 is more than 1.</w:t>
@@ -1136,35 +1145,35 @@
           <w:rFonts w:ascii="Avenir Next" w:hAnsi="Avenir Next" w:cs="Avenir Next" w:eastAsia="Avenir Next"/>
           <w:b/>
           <w:color w:val="003A70"/>
+          <w:sz w:val="22"/>
+          <w:szCs w:val="18"/>
+        </w:rPr>
+        <w:t xml:space="preserve">Step 3</w:t>
+      </w:r>
+      <w:r>
+        <w:rPr>
+          <w:rFonts w:ascii="Avenir Next" w:hAnsi="Avenir Next" w:cs="Avenir Next" w:eastAsia="Avenir Next"/>
+          <w:color w:val="1A1A1A"/>
           <w:sz w:val="18"/>
           <w:szCs w:val="18"/>
         </w:rPr>
-        <w:t xml:space="preserve">Step 3</w:t>
-      </w:r>
-      <w:r>
-        <w:rPr>
-          <w:rFonts w:ascii="Avenir Next" w:hAnsi="Avenir Next" w:cs="Avenir Next" w:eastAsia="Avenir Next"/>
-          <w:color w:val="1A1A1A"/>
-          <w:sz w:val="18"/>
-          <w:szCs w:val="18"/>
-        </w:rPr>
         <w:tab/>
       </w:r>
       <w:r>
         <w:rPr>
           <w:rFonts w:ascii="Avenir Next" w:hAnsi="Avenir Next" w:cs="Avenir Next" w:eastAsia="Avenir Next"/>
           <w:color w:val="1A1A1A"/>
+          <w:sz w:val="22"/>
+          <w:szCs w:val="21"/>
+        </w:rPr>
+        <w:t xml:space="preserve">So 6 × 5/4 is </w:t>
+      </w:r>
+      <w:r>
+        <w:rPr>
+          <w:rFonts w:ascii="Avenir Next" w:hAnsi="Avenir Next" w:cs="Avenir Next" w:eastAsia="Avenir Next"/>
+          <w:color w:val="1A1A1A"/>
           <w:sz w:val="21"/>
           <w:szCs w:val="21"/>
-        </w:rPr>
-        <w:t xml:space="preserve">So 6 × 5/4 is </w:t>
-      </w:r>
-      <w:r>
-        <w:rPr>
-          <w:rFonts w:ascii="Avenir Next" w:hAnsi="Avenir Next" w:cs="Avenir Next" w:eastAsia="Avenir Next"/>
-          <w:color w:val="1A1A1A"/>
-          <w:sz w:val="21"/>
-          <w:szCs w:val="21"/>
           <w:u w:val="single"/>
         </w:rPr>
         <w:t xml:space="preserve">                </w:t>
@@ -1173,7 +1182,7 @@
         <w:rPr>
           <w:rFonts w:ascii="Avenir Next" w:hAnsi="Avenir Next" w:cs="Avenir Next" w:eastAsia="Avenir Next"/>
           <w:color w:val="1A1A1A"/>
-          <w:sz w:val="21"/>
+          <w:sz w:val="22"/>
           <w:szCs w:val="21"/>
         </w:rPr>
         <w:t xml:space="preserve"> than 6.</w:t>
@@ -1186,6 +1195,7 @@
     </w:p>
     <w:p>
       <w:pPr>
+        <w:pStyle w:val="Heading2"/>
         <w:keepNext/>
         <w:pBdr>
           <w:bottom w:val="single" w:sz="8" w:space="3" w:color="003A70"/>
@@ -1201,7 +1211,7 @@
           <w:b/>
           <w:color w:val="003A70"/>
           <w:spacing w:val="14"/>
-          <w:sz w:val="19"/>
+          <w:sz w:val="22"/>
           <w:szCs w:val="19"/>
         </w:rPr>
         <w:t xml:space="preserve">YOUR TURN</w:t>
@@ -1220,7 +1230,7 @@
           <w:rFonts w:ascii="Avenir Next" w:hAnsi="Avenir Next" w:cs="Avenir Next" w:eastAsia="Avenir Next"/>
           <w:i/>
           <w:color w:val="5A5F66"/>
-          <w:sz w:val="17"/>
+          <w:sz w:val="22"/>
           <w:szCs w:val="17"/>
         </w:rPr>
         <w:t xml:space="preserve">use the steps on your own</w:t>
@@ -1731,7 +1741,7 @@
       <w:pPr>
         <w:pageBreakBefore/>
         <w:keepNext/>
-        <w:spacing w:before="0" w:after="12" w:line="264" w:lineRule="auto"/>
+        <w:spacing w:before="0" w:after="12" w:line="252" w:lineRule="auto"/>
       </w:pPr>
       <w:r>
         <w:rPr>
@@ -1740,7 +1750,7 @@
           <w:caps/>
           <w:color w:val="003A70"/>
           <w:spacing w:val="12"/>
-          <w:sz w:val="19"/>
+          <w:sz w:val="22"/>
           <w:szCs w:val="19"/>
         </w:rPr>
         <w:t xml:space="preserve">Lesson 6-1  ·  Session 2  ·  Prerequisite Practice B  ·  Skill 2 of 2</w:t>
@@ -1748,6 +1758,7 @@
     </w:p>
     <w:p>
       <w:pPr>
+        <w:pStyle w:val="Heading1"/>
         <w:keepNext/>
         <w:spacing w:before="0" w:after="10" w:line="240" w:lineRule="auto"/>
       </w:pPr>
@@ -1767,13 +1778,13 @@
         <w:pBdr>
           <w:bottom w:val="single" w:sz="4" w:space="5" w:color="C9CDD2"/>
         </w:pBdr>
-        <w:spacing w:before="0" w:after="60" w:line="264" w:lineRule="auto"/>
+        <w:spacing w:before="0" w:after="60" w:line="252" w:lineRule="auto"/>
       </w:pPr>
       <w:r>
         <w:rPr>
           <w:rFonts w:ascii="Avenir Next" w:hAnsi="Avenir Next" w:cs="Avenir Next" w:eastAsia="Avenir Next"/>
           <w:color w:val="5A5F66"/>
-          <w:sz w:val="17"/>
+          <w:sz w:val="22"/>
           <w:szCs w:val="17"/>
         </w:rPr>
         <w:t xml:space="preserve">Builds on Lesson 6-1 Session 1 · 6.NS.A.1</w:t>
@@ -1816,7 +1827,8 @@
           </w:tcPr>
           <w:p>
             <w:pPr>
-              <w:spacing w:before="0" w:after="0" w:line="252" w:lineRule="auto"/>
+              <w:pStyle w:val="Heading2"/>
+              <w:spacing w:before="0" w:after="0" w:line="246" w:lineRule="auto"/>
             </w:pPr>
             <w:r>
               <w:rPr>
@@ -1839,13 +1851,13 @@
           </w:tcPr>
           <w:p>
             <w:pPr>
-              <w:spacing w:before="0" w:after="0" w:line="264" w:lineRule="auto"/>
+              <w:spacing w:before="0" w:after="0" w:line="252" w:lineRule="auto"/>
             </w:pPr>
             <w:r>
               <w:rPr>
                 <w:rFonts w:ascii="Avenir Next" w:hAnsi="Avenir Next" w:cs="Avenir Next" w:eastAsia="Avenir Next"/>
                 <w:color w:val="1A1A1A"/>
-                <w:sz w:val="20"/>
+                <w:sz w:val="22"/>
                 <w:szCs w:val="20"/>
               </w:rPr>
               <w:t xml:space="preserve">You will find 3/4 ÷ 4 with the same Keep, Change, Flip steps from Session 1.</w:t>
@@ -1865,7 +1877,8 @@
           </w:tcPr>
           <w:p>
             <w:pPr>
-              <w:spacing w:before="0" w:after="0" w:line="252" w:lineRule="auto"/>
+              <w:pStyle w:val="Heading2"/>
+              <w:spacing w:before="0" w:after="0" w:line="246" w:lineRule="auto"/>
             </w:pPr>
             <w:r>
               <w:rPr>
@@ -1888,13 +1901,13 @@
           </w:tcPr>
           <w:p>
             <w:pPr>
-              <w:spacing w:before="0" w:after="0" w:line="264" w:lineRule="auto"/>
+              <w:spacing w:before="0" w:after="0" w:line="252" w:lineRule="auto"/>
             </w:pPr>
             <w:r>
               <w:rPr>
                 <w:rFonts w:ascii="Avenir Next" w:hAnsi="Avenir Next" w:cs="Avenir Next" w:eastAsia="Avenir Next"/>
                 <w:color w:val="1A1A1A"/>
-                <w:sz w:val="20"/>
+                <w:sz w:val="22"/>
                 <w:szCs w:val="20"/>
               </w:rPr>
               <w:t xml:space="preserve">Divide by a unit fraction with Keep, Change, Flip, like 6 ÷ 1/3.  </w:t>
@@ -1904,7 +1917,7 @@
                 <w:rFonts w:ascii="Avenir Next" w:hAnsi="Avenir Next" w:cs="Avenir Next" w:eastAsia="Avenir Next"/>
                 <w:b/>
                 <w:color w:val="1A1A1A"/>
-                <w:sz w:val="20"/>
+                <w:sz w:val="22"/>
                 <w:szCs w:val="20"/>
               </w:rPr>
               <w:t xml:space="preserve">You will use it in Practice Form A, problems 2 and 5.</w:t>
@@ -1915,6 +1928,7 @@
     </w:tbl>
     <w:p>
       <w:pPr>
+        <w:pStyle w:val="Heading2"/>
         <w:keepNext/>
         <w:pBdr>
           <w:bottom w:val="single" w:sz="8" w:space="3" w:color="003A70"/>
@@ -1930,7 +1944,7 @@
           <w:b/>
           <w:color w:val="003A70"/>
           <w:spacing w:val="14"/>
-          <w:sz w:val="19"/>
+          <w:sz w:val="22"/>
           <w:szCs w:val="19"/>
         </w:rPr>
         <w:t xml:space="preserve">STEPS TO FOLLOW</w:t>
@@ -1949,7 +1963,7 @@
           <w:rFonts w:ascii="Avenir Next" w:hAnsi="Avenir Next" w:cs="Avenir Next" w:eastAsia="Avenir Next"/>
           <w:i/>
           <w:color w:val="5A5F66"/>
-          <w:sz w:val="17"/>
+          <w:sz w:val="22"/>
           <w:szCs w:val="17"/>
         </w:rPr>
         <w:t xml:space="preserve">use these same steps on every problem</w:t>
@@ -1991,6 +2005,7 @@
           </w:tcPr>
           <w:p>
             <w:pPr>
+              <w:pStyle w:val="Heading1"/>
               <w:spacing w:before="0" w:after="0" w:line="240" w:lineRule="auto"/>
               <w:jc w:val="center"/>
             </w:pPr>
@@ -2013,14 +2028,14 @@
           </w:tcPr>
           <w:p>
             <w:pPr>
-              <w:spacing w:before="0" w:after="0" w:line="264" w:lineRule="auto"/>
+              <w:spacing w:before="0" w:after="0" w:line="252" w:lineRule="auto"/>
             </w:pPr>
             <w:r>
               <w:rPr>
                 <w:rFonts w:ascii="Avenir Next" w:hAnsi="Avenir Next" w:cs="Avenir Next" w:eastAsia="Avenir Next"/>
                 <w:b/>
                 <w:color w:val="1A1A1A"/>
-                <w:sz w:val="21"/>
+                <w:sz w:val="22"/>
                 <w:szCs w:val="21"/>
               </w:rPr>
               <w:t xml:space="preserve">Keep</w:t>
@@ -2029,7 +2044,7 @@
               <w:rPr>
                 <w:rFonts w:ascii="Avenir Next" w:hAnsi="Avenir Next" w:cs="Avenir Next" w:eastAsia="Avenir Next"/>
                 <w:color w:val="1A1A1A"/>
-                <w:sz w:val="21"/>
+                <w:sz w:val="22"/>
                 <w:szCs w:val="21"/>
               </w:rPr>
               <w:t xml:space="preserve"> the first number. Write a whole number over 1.</w:t>
@@ -2048,6 +2063,7 @@
           </w:tcPr>
           <w:p>
             <w:pPr>
+              <w:pStyle w:val="Heading1"/>
               <w:spacing w:before="0" w:after="0" w:line="240" w:lineRule="auto"/>
               <w:jc w:val="center"/>
             </w:pPr>
@@ -2070,14 +2086,14 @@
           </w:tcPr>
           <w:p>
             <w:pPr>
-              <w:spacing w:before="0" w:after="0" w:line="264" w:lineRule="auto"/>
+              <w:spacing w:before="0" w:after="0" w:line="252" w:lineRule="auto"/>
             </w:pPr>
             <w:r>
               <w:rPr>
                 <w:rFonts w:ascii="Avenir Next" w:hAnsi="Avenir Next" w:cs="Avenir Next" w:eastAsia="Avenir Next"/>
                 <w:b/>
                 <w:color w:val="1A1A1A"/>
-                <w:sz w:val="21"/>
+                <w:sz w:val="22"/>
                 <w:szCs w:val="21"/>
               </w:rPr>
               <w:t xml:space="preserve">Change</w:t>
@@ -2086,7 +2102,7 @@
               <w:rPr>
                 <w:rFonts w:ascii="Avenir Next" w:hAnsi="Avenir Next" w:cs="Avenir Next" w:eastAsia="Avenir Next"/>
                 <w:color w:val="1A1A1A"/>
-                <w:sz w:val="21"/>
+                <w:sz w:val="22"/>
                 <w:szCs w:val="21"/>
               </w:rPr>
               <w:t xml:space="preserve"> ÷ to × and flip the second number.</w:t>
@@ -2105,6 +2121,7 @@
           </w:tcPr>
           <w:p>
             <w:pPr>
+              <w:pStyle w:val="Heading1"/>
               <w:spacing w:before="0" w:after="0" w:line="240" w:lineRule="auto"/>
               <w:jc w:val="center"/>
             </w:pPr>
@@ -2127,14 +2144,14 @@
           </w:tcPr>
           <w:p>
             <w:pPr>
-              <w:spacing w:before="0" w:after="0" w:line="264" w:lineRule="auto"/>
+              <w:spacing w:before="0" w:after="0" w:line="252" w:lineRule="auto"/>
             </w:pPr>
             <w:r>
               <w:rPr>
                 <w:rFonts w:ascii="Avenir Next" w:hAnsi="Avenir Next" w:cs="Avenir Next" w:eastAsia="Avenir Next"/>
                 <w:b/>
                 <w:color w:val="1A1A1A"/>
-                <w:sz w:val="21"/>
+                <w:sz w:val="22"/>
                 <w:szCs w:val="21"/>
               </w:rPr>
               <w:t xml:space="preserve">Multiply</w:t>
@@ -2143,7 +2160,7 @@
               <w:rPr>
                 <w:rFonts w:ascii="Avenir Next" w:hAnsi="Avenir Next" w:cs="Avenir Next" w:eastAsia="Avenir Next"/>
                 <w:color w:val="1A1A1A"/>
-                <w:sz w:val="21"/>
+                <w:sz w:val="22"/>
                 <w:szCs w:val="21"/>
               </w:rPr>
               <w:t xml:space="preserve">. Then simplify.</w:t>
@@ -2154,6 +2171,7 @@
     </w:tbl>
     <w:p>
       <w:pPr>
+        <w:pStyle w:val="Heading2"/>
         <w:keepNext/>
         <w:pBdr>
           <w:bottom w:val="single" w:sz="8" w:space="3" w:color="003A70"/>
@@ -2169,7 +2187,7 @@
           <w:b/>
           <w:color w:val="003A70"/>
           <w:spacing w:val="14"/>
-          <w:sz w:val="19"/>
+          <w:sz w:val="22"/>
           <w:szCs w:val="19"/>
         </w:rPr>
         <w:t xml:space="preserve">WATCH ME</w:t>
@@ -2188,7 +2206,7 @@
           <w:rFonts w:ascii="Avenir Next" w:hAnsi="Avenir Next" w:cs="Avenir Next" w:eastAsia="Avenir Next"/>
           <w:i/>
           <w:color w:val="5A5F66"/>
-          <w:sz w:val="17"/>
+          <w:sz w:val="22"/>
           <w:szCs w:val="17"/>
         </w:rPr>
         <w:t xml:space="preserve">the steps in action</w:t>
@@ -2196,14 +2214,14 @@
     </w:p>
     <w:p>
       <w:pPr>
-        <w:spacing w:before="0" w:after="40" w:line="264" w:lineRule="auto"/>
+        <w:spacing w:before="0" w:after="40" w:line="252" w:lineRule="auto"/>
       </w:pPr>
       <w:r>
         <w:rPr>
           <w:rFonts w:ascii="Avenir Next" w:hAnsi="Avenir Next" w:cs="Avenir Next" w:eastAsia="Avenir Next"/>
           <w:b/>
           <w:color w:val="1A1A1A"/>
-          <w:sz w:val="21"/>
+          <w:sz w:val="22"/>
           <w:szCs w:val="21"/>
         </w:rPr>
         <w:t xml:space="preserve">Find 6 ÷ 1/3.</w:t>
@@ -2214,7 +2232,7 @@
         <w:tabs>
           <w:tab w:val="left" w:pos="950"/>
         </w:tabs>
-        <w:spacing w:before="0" w:after="24" w:line="256" w:lineRule="auto"/>
+        <w:spacing w:before="0" w:after="24" w:line="248" w:lineRule="auto"/>
         <w:ind w:left="950" w:hanging="950"/>
       </w:pPr>
       <w:r>
@@ -2222,25 +2240,25 @@
           <w:rFonts w:ascii="Avenir Next" w:hAnsi="Avenir Next" w:cs="Avenir Next" w:eastAsia="Avenir Next"/>
           <w:b/>
           <w:color w:val="003A70"/>
+          <w:sz w:val="22"/>
+          <w:szCs w:val="19"/>
+        </w:rPr>
+        <w:t xml:space="preserve">Step 1</w:t>
+      </w:r>
+      <w:r>
+        <w:rPr>
+          <w:rFonts w:ascii="Avenir Next" w:hAnsi="Avenir Next" w:cs="Avenir Next" w:eastAsia="Avenir Next"/>
+          <w:color w:val="1A1A1A"/>
           <w:sz w:val="19"/>
           <w:szCs w:val="19"/>
         </w:rPr>
-        <w:t xml:space="preserve">Step 1</w:t>
-      </w:r>
-      <w:r>
-        <w:rPr>
-          <w:rFonts w:ascii="Avenir Next" w:hAnsi="Avenir Next" w:cs="Avenir Next" w:eastAsia="Avenir Next"/>
-          <w:color w:val="1A1A1A"/>
-          <w:sz w:val="19"/>
-          <w:szCs w:val="19"/>
-        </w:rPr>
         <w:tab/>
       </w:r>
       <w:r>
         <w:rPr>
           <w:rFonts w:ascii="Avenir Next" w:hAnsi="Avenir Next" w:cs="Avenir Next" w:eastAsia="Avenir Next"/>
           <w:color w:val="1A1A1A"/>
-          <w:sz w:val="21"/>
+          <w:sz w:val="22"/>
           <w:szCs w:val="21"/>
         </w:rPr>
         <w:t xml:space="preserve">Keep 6 = 6/1.</w:t>
@@ -2251,7 +2269,7 @@
         <w:tabs>
           <w:tab w:val="left" w:pos="950"/>
         </w:tabs>
-        <w:spacing w:before="0" w:after="24" w:line="256" w:lineRule="auto"/>
+        <w:spacing w:before="0" w:after="24" w:line="248" w:lineRule="auto"/>
         <w:ind w:left="950" w:hanging="950"/>
       </w:pPr>
       <w:r>
@@ -2259,25 +2277,25 @@
           <w:rFonts w:ascii="Avenir Next" w:hAnsi="Avenir Next" w:cs="Avenir Next" w:eastAsia="Avenir Next"/>
           <w:b/>
           <w:color w:val="003A70"/>
+          <w:sz w:val="22"/>
+          <w:szCs w:val="19"/>
+        </w:rPr>
+        <w:t xml:space="preserve">Step 2</w:t>
+      </w:r>
+      <w:r>
+        <w:rPr>
+          <w:rFonts w:ascii="Avenir Next" w:hAnsi="Avenir Next" w:cs="Avenir Next" w:eastAsia="Avenir Next"/>
+          <w:color w:val="1A1A1A"/>
           <w:sz w:val="19"/>
           <w:szCs w:val="19"/>
         </w:rPr>
-        <w:t xml:space="preserve">Step 2</w:t>
-      </w:r>
-      <w:r>
-        <w:rPr>
-          <w:rFonts w:ascii="Avenir Next" w:hAnsi="Avenir Next" w:cs="Avenir Next" w:eastAsia="Avenir Next"/>
-          <w:color w:val="1A1A1A"/>
-          <w:sz w:val="19"/>
-          <w:szCs w:val="19"/>
-        </w:rPr>
         <w:tab/>
       </w:r>
       <w:r>
         <w:rPr>
           <w:rFonts w:ascii="Avenir Next" w:hAnsi="Avenir Next" w:cs="Avenir Next" w:eastAsia="Avenir Next"/>
           <w:color w:val="1A1A1A"/>
-          <w:sz w:val="21"/>
+          <w:sz w:val="22"/>
           <w:szCs w:val="21"/>
         </w:rPr>
         <w:t xml:space="preserve">Change to ×. Flip 1/3 to 3/1.</w:t>
@@ -2288,7 +2306,7 @@
         <w:tabs>
           <w:tab w:val="left" w:pos="950"/>
         </w:tabs>
-        <w:spacing w:before="0" w:after="24" w:line="256" w:lineRule="auto"/>
+        <w:spacing w:before="0" w:after="24" w:line="248" w:lineRule="auto"/>
         <w:ind w:left="950" w:hanging="950"/>
       </w:pPr>
       <w:r>
@@ -2296,25 +2314,25 @@
           <w:rFonts w:ascii="Avenir Next" w:hAnsi="Avenir Next" w:cs="Avenir Next" w:eastAsia="Avenir Next"/>
           <w:b/>
           <w:color w:val="003A70"/>
+          <w:sz w:val="22"/>
+          <w:szCs w:val="19"/>
+        </w:rPr>
+        <w:t xml:space="preserve">Step 3</w:t>
+      </w:r>
+      <w:r>
+        <w:rPr>
+          <w:rFonts w:ascii="Avenir Next" w:hAnsi="Avenir Next" w:cs="Avenir Next" w:eastAsia="Avenir Next"/>
+          <w:color w:val="1A1A1A"/>
           <w:sz w:val="19"/>
           <w:szCs w:val="19"/>
         </w:rPr>
-        <w:t xml:space="preserve">Step 3</w:t>
-      </w:r>
-      <w:r>
-        <w:rPr>
-          <w:rFonts w:ascii="Avenir Next" w:hAnsi="Avenir Next" w:cs="Avenir Next" w:eastAsia="Avenir Next"/>
-          <w:color w:val="1A1A1A"/>
-          <w:sz w:val="19"/>
-          <w:szCs w:val="19"/>
-        </w:rPr>
         <w:tab/>
       </w:r>
       <w:r>
         <w:rPr>
           <w:rFonts w:ascii="Avenir Next" w:hAnsi="Avenir Next" w:cs="Avenir Next" w:eastAsia="Avenir Next"/>
           <w:color w:val="1A1A1A"/>
-          <w:sz w:val="21"/>
+          <w:sz w:val="22"/>
           <w:szCs w:val="21"/>
         </w:rPr>
         <w:t xml:space="preserve">6/1 × 3/1 = 18.</w:t>
@@ -2325,7 +2343,7 @@
         <w:tabs>
           <w:tab w:val="left" w:pos="950"/>
         </w:tabs>
-        <w:spacing w:before="20" w:after="0" w:line="256" w:lineRule="auto"/>
+        <w:spacing w:before="20" w:after="0" w:line="248" w:lineRule="auto"/>
         <w:ind w:left="950" w:hanging="950"/>
       </w:pPr>
       <w:r>
@@ -2333,18 +2351,18 @@
           <w:rFonts w:ascii="Avenir Next" w:hAnsi="Avenir Next" w:cs="Avenir Next" w:eastAsia="Avenir Next"/>
           <w:b/>
           <w:color w:val="1A1A1A"/>
+          <w:sz w:val="22"/>
+          <w:szCs w:val="21"/>
+        </w:rPr>
+        <w:t xml:space="preserve">Answer</w:t>
+      </w:r>
+      <w:r>
+        <w:rPr>
+          <w:rFonts w:ascii="Avenir Next" w:hAnsi="Avenir Next" w:cs="Avenir Next" w:eastAsia="Avenir Next"/>
+          <w:color w:val="1A1A1A"/>
           <w:sz w:val="21"/>
           <w:szCs w:val="21"/>
         </w:rPr>
-        <w:t xml:space="preserve">Answer</w:t>
-      </w:r>
-      <w:r>
-        <w:rPr>
-          <w:rFonts w:ascii="Avenir Next" w:hAnsi="Avenir Next" w:cs="Avenir Next" w:eastAsia="Avenir Next"/>
-          <w:color w:val="1A1A1A"/>
-          <w:sz w:val="21"/>
-          <w:szCs w:val="21"/>
-        </w:rPr>
         <w:tab/>
       </w:r>
       <w:r>
@@ -2352,7 +2370,7 @@
           <w:rFonts w:ascii="Avenir Next" w:hAnsi="Avenir Next" w:cs="Avenir Next" w:eastAsia="Avenir Next"/>
           <w:b/>
           <w:color w:val="1A1A1A"/>
-          <w:sz w:val="21"/>
+          <w:sz w:val="22"/>
           <w:szCs w:val="21"/>
         </w:rPr>
         <w:t xml:space="preserve">18</w:t>
@@ -2360,6 +2378,7 @@
     </w:p>
     <w:p>
       <w:pPr>
+        <w:pStyle w:val="Heading2"/>
         <w:keepNext/>
         <w:pBdr>
           <w:bottom w:val="single" w:sz="8" w:space="3" w:color="003A70"/>
@@ -2375,7 +2394,7 @@
           <w:b/>
           <w:color w:val="003A70"/>
           <w:spacing w:val="14"/>
-          <w:sz w:val="19"/>
+          <w:sz w:val="22"/>
           <w:szCs w:val="19"/>
         </w:rPr>
         <w:t xml:space="preserve">TRY IT WITH HELP</w:t>
@@ -2394,7 +2413,7 @@
           <w:rFonts w:ascii="Avenir Next" w:hAnsi="Avenir Next" w:cs="Avenir Next" w:eastAsia="Avenir Next"/>
           <w:i/>
           <w:color w:val="5A5F66"/>
-          <w:sz w:val="17"/>
+          <w:sz w:val="22"/>
           <w:szCs w:val="17"/>
         </w:rPr>
         <w:t xml:space="preserve">fill in each step</w:t>
@@ -2406,7 +2425,7 @@
         <w:tabs>
           <w:tab w:val="left" w:pos="432"/>
         </w:tabs>
-        <w:spacing w:before="90" w:after="40" w:line="268" w:lineRule="auto"/>
+        <w:spacing w:before="90" w:after="40" w:line="254" w:lineRule="auto"/>
         <w:ind w:left="432" w:hanging="432"/>
       </w:pPr>
       <w:r>
@@ -2444,7 +2463,7 @@
         <w:tabs>
           <w:tab w:val="left" w:pos="1300"/>
         </w:tabs>
-        <w:spacing w:before="0" w:after="24" w:line="272" w:lineRule="auto"/>
+        <w:spacing w:before="0" w:after="24" w:line="256" w:lineRule="auto"/>
         <w:ind w:left="1300" w:hanging="868"/>
       </w:pPr>
       <w:r>
@@ -2452,35 +2471,35 @@
           <w:rFonts w:ascii="Avenir Next" w:hAnsi="Avenir Next" w:cs="Avenir Next" w:eastAsia="Avenir Next"/>
           <w:b/>
           <w:color w:val="003A70"/>
+          <w:sz w:val="22"/>
+          <w:szCs w:val="18"/>
+        </w:rPr>
+        <w:t xml:space="preserve">Step 1</w:t>
+      </w:r>
+      <w:r>
+        <w:rPr>
+          <w:rFonts w:ascii="Avenir Next" w:hAnsi="Avenir Next" w:cs="Avenir Next" w:eastAsia="Avenir Next"/>
+          <w:color w:val="1A1A1A"/>
           <w:sz w:val="18"/>
           <w:szCs w:val="18"/>
         </w:rPr>
-        <w:t xml:space="preserve">Step 1</w:t>
-      </w:r>
-      <w:r>
-        <w:rPr>
-          <w:rFonts w:ascii="Avenir Next" w:hAnsi="Avenir Next" w:cs="Avenir Next" w:eastAsia="Avenir Next"/>
-          <w:color w:val="1A1A1A"/>
-          <w:sz w:val="18"/>
-          <w:szCs w:val="18"/>
-        </w:rPr>
         <w:tab/>
       </w:r>
       <w:r>
         <w:rPr>
           <w:rFonts w:ascii="Avenir Next" w:hAnsi="Avenir Next" w:cs="Avenir Next" w:eastAsia="Avenir Next"/>
           <w:color w:val="1A1A1A"/>
+          <w:sz w:val="22"/>
+          <w:szCs w:val="21"/>
+        </w:rPr>
+        <w:t xml:space="preserve">Keep 5 = </w:t>
+      </w:r>
+      <w:r>
+        <w:rPr>
+          <w:rFonts w:ascii="Avenir Next" w:hAnsi="Avenir Next" w:cs="Avenir Next" w:eastAsia="Avenir Next"/>
+          <w:color w:val="1A1A1A"/>
           <w:sz w:val="21"/>
           <w:szCs w:val="21"/>
-        </w:rPr>
-        <w:t xml:space="preserve">Keep 5 = </w:t>
-      </w:r>
-      <w:r>
-        <w:rPr>
-          <w:rFonts w:ascii="Avenir Next" w:hAnsi="Avenir Next" w:cs="Avenir Next" w:eastAsia="Avenir Next"/>
-          <w:color w:val="1A1A1A"/>
-          <w:sz w:val="21"/>
-          <w:szCs w:val="21"/>
           <w:u w:val="single"/>
         </w:rPr>
         <w:t xml:space="preserve">                </w:t>
@@ -2489,7 +2508,7 @@
         <w:rPr>
           <w:rFonts w:ascii="Avenir Next" w:hAnsi="Avenir Next" w:cs="Avenir Next" w:eastAsia="Avenir Next"/>
           <w:color w:val="1A1A1A"/>
-          <w:sz w:val="21"/>
+          <w:sz w:val="22"/>
           <w:szCs w:val="21"/>
         </w:rPr>
         <w:t xml:space="preserve">/1</w:t>
@@ -2501,7 +2520,7 @@
         <w:tabs>
           <w:tab w:val="left" w:pos="1300"/>
         </w:tabs>
-        <w:spacing w:before="0" w:after="24" w:line="272" w:lineRule="auto"/>
+        <w:spacing w:before="0" w:after="24" w:line="256" w:lineRule="auto"/>
         <w:ind w:left="1300" w:hanging="868"/>
       </w:pPr>
       <w:r>
@@ -2509,35 +2528,35 @@
           <w:rFonts w:ascii="Avenir Next" w:hAnsi="Avenir Next" w:cs="Avenir Next" w:eastAsia="Avenir Next"/>
           <w:b/>
           <w:color w:val="003A70"/>
+          <w:sz w:val="22"/>
+          <w:szCs w:val="18"/>
+        </w:rPr>
+        <w:t xml:space="preserve">Step 2</w:t>
+      </w:r>
+      <w:r>
+        <w:rPr>
+          <w:rFonts w:ascii="Avenir Next" w:hAnsi="Avenir Next" w:cs="Avenir Next" w:eastAsia="Avenir Next"/>
+          <w:color w:val="1A1A1A"/>
           <w:sz w:val="18"/>
           <w:szCs w:val="18"/>
         </w:rPr>
-        <w:t xml:space="preserve">Step 2</w:t>
-      </w:r>
-      <w:r>
-        <w:rPr>
-          <w:rFonts w:ascii="Avenir Next" w:hAnsi="Avenir Next" w:cs="Avenir Next" w:eastAsia="Avenir Next"/>
-          <w:color w:val="1A1A1A"/>
-          <w:sz w:val="18"/>
-          <w:szCs w:val="18"/>
-        </w:rPr>
         <w:tab/>
       </w:r>
       <w:r>
         <w:rPr>
           <w:rFonts w:ascii="Avenir Next" w:hAnsi="Avenir Next" w:cs="Avenir Next" w:eastAsia="Avenir Next"/>
           <w:color w:val="1A1A1A"/>
+          <w:sz w:val="22"/>
+          <w:szCs w:val="21"/>
+        </w:rPr>
+        <w:t xml:space="preserve">Change to ×. Flip 1/4 to </w:t>
+      </w:r>
+      <w:r>
+        <w:rPr>
+          <w:rFonts w:ascii="Avenir Next" w:hAnsi="Avenir Next" w:cs="Avenir Next" w:eastAsia="Avenir Next"/>
+          <w:color w:val="1A1A1A"/>
           <w:sz w:val="21"/>
           <w:szCs w:val="21"/>
-        </w:rPr>
-        <w:t xml:space="preserve">Change to ×. Flip 1/4 to </w:t>
-      </w:r>
-      <w:r>
-        <w:rPr>
-          <w:rFonts w:ascii="Avenir Next" w:hAnsi="Avenir Next" w:cs="Avenir Next" w:eastAsia="Avenir Next"/>
-          <w:color w:val="1A1A1A"/>
-          <w:sz w:val="21"/>
-          <w:szCs w:val="21"/>
           <w:u w:val="single"/>
         </w:rPr>
         <w:t xml:space="preserve">                </w:t>
@@ -2546,7 +2565,7 @@
         <w:rPr>
           <w:rFonts w:ascii="Avenir Next" w:hAnsi="Avenir Next" w:cs="Avenir Next" w:eastAsia="Avenir Next"/>
           <w:color w:val="1A1A1A"/>
-          <w:sz w:val="21"/>
+          <w:sz w:val="22"/>
           <w:szCs w:val="21"/>
         </w:rPr>
         <w:t xml:space="preserve">/1</w:t>
@@ -2558,7 +2577,7 @@
         <w:tabs>
           <w:tab w:val="left" w:pos="1300"/>
         </w:tabs>
-        <w:spacing w:before="0" w:after="24" w:line="272" w:lineRule="auto"/>
+        <w:spacing w:before="0" w:after="24" w:line="256" w:lineRule="auto"/>
         <w:ind w:left="1300" w:hanging="868"/>
       </w:pPr>
       <w:r>
@@ -2566,25 +2585,25 @@
           <w:rFonts w:ascii="Avenir Next" w:hAnsi="Avenir Next" w:cs="Avenir Next" w:eastAsia="Avenir Next"/>
           <w:b/>
           <w:color w:val="003A70"/>
+          <w:sz w:val="22"/>
+          <w:szCs w:val="18"/>
+        </w:rPr>
+        <w:t xml:space="preserve">Step 3</w:t>
+      </w:r>
+      <w:r>
+        <w:rPr>
+          <w:rFonts w:ascii="Avenir Next" w:hAnsi="Avenir Next" w:cs="Avenir Next" w:eastAsia="Avenir Next"/>
+          <w:color w:val="1A1A1A"/>
           <w:sz w:val="18"/>
           <w:szCs w:val="18"/>
         </w:rPr>
-        <w:t xml:space="preserve">Step 3</w:t>
-      </w:r>
-      <w:r>
-        <w:rPr>
-          <w:rFonts w:ascii="Avenir Next" w:hAnsi="Avenir Next" w:cs="Avenir Next" w:eastAsia="Avenir Next"/>
-          <w:color w:val="1A1A1A"/>
-          <w:sz w:val="18"/>
-          <w:szCs w:val="18"/>
-        </w:rPr>
         <w:tab/>
       </w:r>
       <w:r>
         <w:rPr>
           <w:rFonts w:ascii="Avenir Next" w:hAnsi="Avenir Next" w:cs="Avenir Next" w:eastAsia="Avenir Next"/>
           <w:color w:val="1A1A1A"/>
-          <w:sz w:val="21"/>
+          <w:sz w:val="22"/>
           <w:szCs w:val="21"/>
         </w:rPr>
         <w:t xml:space="preserve">5 × 4 = </w:t>
@@ -2611,7 +2630,7 @@
         <w:tabs>
           <w:tab w:val="left" w:pos="432"/>
         </w:tabs>
-        <w:spacing w:before="90" w:after="40" w:line="268" w:lineRule="auto"/>
+        <w:spacing w:before="90" w:after="40" w:line="254" w:lineRule="auto"/>
         <w:ind w:left="432" w:hanging="432"/>
       </w:pPr>
       <w:r>
@@ -2649,7 +2668,7 @@
         <w:tabs>
           <w:tab w:val="left" w:pos="1300"/>
         </w:tabs>
-        <w:spacing w:before="0" w:after="24" w:line="272" w:lineRule="auto"/>
+        <w:spacing w:before="0" w:after="24" w:line="256" w:lineRule="auto"/>
         <w:ind w:left="1300" w:hanging="868"/>
       </w:pPr>
       <w:r>
@@ -2657,35 +2676,35 @@
           <w:rFonts w:ascii="Avenir Next" w:hAnsi="Avenir Next" w:cs="Avenir Next" w:eastAsia="Avenir Next"/>
           <w:b/>
           <w:color w:val="003A70"/>
+          <w:sz w:val="22"/>
+          <w:szCs w:val="18"/>
+        </w:rPr>
+        <w:t xml:space="preserve">Step 1</w:t>
+      </w:r>
+      <w:r>
+        <w:rPr>
+          <w:rFonts w:ascii="Avenir Next" w:hAnsi="Avenir Next" w:cs="Avenir Next" w:eastAsia="Avenir Next"/>
+          <w:color w:val="1A1A1A"/>
           <w:sz w:val="18"/>
           <w:szCs w:val="18"/>
         </w:rPr>
-        <w:t xml:space="preserve">Step 1</w:t>
-      </w:r>
-      <w:r>
-        <w:rPr>
-          <w:rFonts w:ascii="Avenir Next" w:hAnsi="Avenir Next" w:cs="Avenir Next" w:eastAsia="Avenir Next"/>
-          <w:color w:val="1A1A1A"/>
-          <w:sz w:val="18"/>
-          <w:szCs w:val="18"/>
-        </w:rPr>
         <w:tab/>
       </w:r>
       <w:r>
         <w:rPr>
           <w:rFonts w:ascii="Avenir Next" w:hAnsi="Avenir Next" w:cs="Avenir Next" w:eastAsia="Avenir Next"/>
           <w:color w:val="1A1A1A"/>
+          <w:sz w:val="22"/>
+          <w:szCs w:val="21"/>
+        </w:rPr>
+        <w:t xml:space="preserve">Keep 3 = </w:t>
+      </w:r>
+      <w:r>
+        <w:rPr>
+          <w:rFonts w:ascii="Avenir Next" w:hAnsi="Avenir Next" w:cs="Avenir Next" w:eastAsia="Avenir Next"/>
+          <w:color w:val="1A1A1A"/>
           <w:sz w:val="21"/>
           <w:szCs w:val="21"/>
-        </w:rPr>
-        <w:t xml:space="preserve">Keep 3 = </w:t>
-      </w:r>
-      <w:r>
-        <w:rPr>
-          <w:rFonts w:ascii="Avenir Next" w:hAnsi="Avenir Next" w:cs="Avenir Next" w:eastAsia="Avenir Next"/>
-          <w:color w:val="1A1A1A"/>
-          <w:sz w:val="21"/>
-          <w:szCs w:val="21"/>
           <w:u w:val="single"/>
         </w:rPr>
         <w:t xml:space="preserve">                </w:t>
@@ -2694,7 +2713,7 @@
         <w:rPr>
           <w:rFonts w:ascii="Avenir Next" w:hAnsi="Avenir Next" w:cs="Avenir Next" w:eastAsia="Avenir Next"/>
           <w:color w:val="1A1A1A"/>
-          <w:sz w:val="21"/>
+          <w:sz w:val="22"/>
           <w:szCs w:val="21"/>
         </w:rPr>
         <w:t xml:space="preserve">/1</w:t>
@@ -2706,7 +2725,7 @@
         <w:tabs>
           <w:tab w:val="left" w:pos="1300"/>
         </w:tabs>
-        <w:spacing w:before="0" w:after="24" w:line="272" w:lineRule="auto"/>
+        <w:spacing w:before="0" w:after="24" w:line="256" w:lineRule="auto"/>
         <w:ind w:left="1300" w:hanging="868"/>
       </w:pPr>
       <w:r>
@@ -2714,35 +2733,35 @@
           <w:rFonts w:ascii="Avenir Next" w:hAnsi="Avenir Next" w:cs="Avenir Next" w:eastAsia="Avenir Next"/>
           <w:b/>
           <w:color w:val="003A70"/>
+          <w:sz w:val="22"/>
+          <w:szCs w:val="18"/>
+        </w:rPr>
+        <w:t xml:space="preserve">Step 2</w:t>
+      </w:r>
+      <w:r>
+        <w:rPr>
+          <w:rFonts w:ascii="Avenir Next" w:hAnsi="Avenir Next" w:cs="Avenir Next" w:eastAsia="Avenir Next"/>
+          <w:color w:val="1A1A1A"/>
           <w:sz w:val="18"/>
           <w:szCs w:val="18"/>
         </w:rPr>
-        <w:t xml:space="preserve">Step 2</w:t>
-      </w:r>
-      <w:r>
-        <w:rPr>
-          <w:rFonts w:ascii="Avenir Next" w:hAnsi="Avenir Next" w:cs="Avenir Next" w:eastAsia="Avenir Next"/>
-          <w:color w:val="1A1A1A"/>
-          <w:sz w:val="18"/>
-          <w:szCs w:val="18"/>
-        </w:rPr>
         <w:tab/>
       </w:r>
       <w:r>
         <w:rPr>
           <w:rFonts w:ascii="Avenir Next" w:hAnsi="Avenir Next" w:cs="Avenir Next" w:eastAsia="Avenir Next"/>
           <w:color w:val="1A1A1A"/>
+          <w:sz w:val="22"/>
+          <w:szCs w:val="21"/>
+        </w:rPr>
+        <w:t xml:space="preserve">Change to ×. Flip 1/8 to </w:t>
+      </w:r>
+      <w:r>
+        <w:rPr>
+          <w:rFonts w:ascii="Avenir Next" w:hAnsi="Avenir Next" w:cs="Avenir Next" w:eastAsia="Avenir Next"/>
+          <w:color w:val="1A1A1A"/>
           <w:sz w:val="21"/>
           <w:szCs w:val="21"/>
-        </w:rPr>
-        <w:t xml:space="preserve">Change to ×. Flip 1/8 to </w:t>
-      </w:r>
-      <w:r>
-        <w:rPr>
-          <w:rFonts w:ascii="Avenir Next" w:hAnsi="Avenir Next" w:cs="Avenir Next" w:eastAsia="Avenir Next"/>
-          <w:color w:val="1A1A1A"/>
-          <w:sz w:val="21"/>
-          <w:szCs w:val="21"/>
           <w:u w:val="single"/>
         </w:rPr>
         <w:t xml:space="preserve">                </w:t>
@@ -2751,7 +2770,7 @@
         <w:rPr>
           <w:rFonts w:ascii="Avenir Next" w:hAnsi="Avenir Next" w:cs="Avenir Next" w:eastAsia="Avenir Next"/>
           <w:color w:val="1A1A1A"/>
-          <w:sz w:val="21"/>
+          <w:sz w:val="22"/>
           <w:szCs w:val="21"/>
         </w:rPr>
         <w:t xml:space="preserve">/1</w:t>
@@ -2763,7 +2782,7 @@
         <w:tabs>
           <w:tab w:val="left" w:pos="1300"/>
         </w:tabs>
-        <w:spacing w:before="0" w:after="24" w:line="272" w:lineRule="auto"/>
+        <w:spacing w:before="0" w:after="24" w:line="256" w:lineRule="auto"/>
         <w:ind w:left="1300" w:hanging="868"/>
       </w:pPr>
       <w:r>
@@ -2771,35 +2790,35 @@
           <w:rFonts w:ascii="Avenir Next" w:hAnsi="Avenir Next" w:cs="Avenir Next" w:eastAsia="Avenir Next"/>
           <w:b/>
           <w:color w:val="003A70"/>
+          <w:sz w:val="22"/>
+          <w:szCs w:val="18"/>
+        </w:rPr>
+        <w:t xml:space="preserve">Step 3</w:t>
+      </w:r>
+      <w:r>
+        <w:rPr>
+          <w:rFonts w:ascii="Avenir Next" w:hAnsi="Avenir Next" w:cs="Avenir Next" w:eastAsia="Avenir Next"/>
+          <w:color w:val="1A1A1A"/>
           <w:sz w:val="18"/>
           <w:szCs w:val="18"/>
         </w:rPr>
-        <w:t xml:space="preserve">Step 3</w:t>
-      </w:r>
-      <w:r>
-        <w:rPr>
-          <w:rFonts w:ascii="Avenir Next" w:hAnsi="Avenir Next" w:cs="Avenir Next" w:eastAsia="Avenir Next"/>
-          <w:color w:val="1A1A1A"/>
-          <w:sz w:val="18"/>
-          <w:szCs w:val="18"/>
-        </w:rPr>
         <w:tab/>
       </w:r>
       <w:r>
         <w:rPr>
           <w:rFonts w:ascii="Avenir Next" w:hAnsi="Avenir Next" w:cs="Avenir Next" w:eastAsia="Avenir Next"/>
           <w:color w:val="1A1A1A"/>
+          <w:sz w:val="22"/>
+          <w:szCs w:val="21"/>
+        </w:rPr>
+        <w:t xml:space="preserve">3 × 8 = </w:t>
+      </w:r>
+      <w:r>
+        <w:rPr>
+          <w:rFonts w:ascii="Avenir Next" w:hAnsi="Avenir Next" w:cs="Avenir Next" w:eastAsia="Avenir Next"/>
+          <w:color w:val="1A1A1A"/>
           <w:sz w:val="21"/>
           <w:szCs w:val="21"/>
-        </w:rPr>
-        <w:t xml:space="preserve">3 × 8 = </w:t>
-      </w:r>
-      <w:r>
-        <w:rPr>
-          <w:rFonts w:ascii="Avenir Next" w:hAnsi="Avenir Next" w:cs="Avenir Next" w:eastAsia="Avenir Next"/>
-          <w:color w:val="1A1A1A"/>
-          <w:sz w:val="21"/>
-          <w:szCs w:val="21"/>
           <w:u w:val="single"/>
         </w:rPr>
         <w:t xml:space="preserve">                </w:t>
@@ -2812,6 +2831,7 @@
     </w:p>
     <w:p>
       <w:pPr>
+        <w:pStyle w:val="Heading2"/>
         <w:keepNext/>
         <w:pBdr>
           <w:bottom w:val="single" w:sz="8" w:space="3" w:color="003A70"/>
@@ -2827,7 +2847,7 @@
           <w:b/>
           <w:color w:val="003A70"/>
           <w:spacing w:val="14"/>
-          <w:sz w:val="19"/>
+          <w:sz w:val="22"/>
           <w:szCs w:val="19"/>
         </w:rPr>
         <w:t xml:space="preserve">YOUR TURN</w:t>
@@ -2846,7 +2866,7 @@
           <w:rFonts w:ascii="Avenir Next" w:hAnsi="Avenir Next" w:cs="Avenir Next" w:eastAsia="Avenir Next"/>
           <w:i/>
           <w:color w:val="5A5F66"/>
-          <w:sz w:val="17"/>
+          <w:sz w:val="22"/>
           <w:szCs w:val="17"/>
         </w:rPr>
         <w:t xml:space="preserve">use the steps on your own</w:t>
@@ -2896,7 +2916,7 @@
               <w:tabs>
                 <w:tab w:val="left" w:pos="432"/>
               </w:tabs>
-              <w:spacing w:before="90" w:after="40" w:line="268" w:lineRule="auto"/>
+              <w:spacing w:before="90" w:after="40" w:line="254" w:lineRule="auto"/>
               <w:ind w:left="432" w:hanging="432"/>
             </w:pPr>
             <w:r>
@@ -2970,7 +2990,7 @@
                     <w:tabs>
                       <w:tab w:val="left" w:pos="340"/>
                     </w:tabs>
-                    <w:spacing w:before="0" w:after="0" w:line="276" w:lineRule="auto"/>
+                    <w:spacing w:before="0" w:after="0" w:line="258" w:lineRule="auto"/>
                     <w:ind w:left="340" w:hanging="340"/>
                   </w:pPr>
                   <w:r>
@@ -3032,7 +3052,7 @@
                     <w:tabs>
                       <w:tab w:val="left" w:pos="340"/>
                     </w:tabs>
-                    <w:spacing w:before="0" w:after="0" w:line="276" w:lineRule="auto"/>
+                    <w:spacing w:before="0" w:after="0" w:line="258" w:lineRule="auto"/>
                     <w:ind w:left="340" w:hanging="340"/>
                   </w:pPr>
                   <w:r>
@@ -3094,7 +3114,7 @@
                     <w:tabs>
                       <w:tab w:val="left" w:pos="340"/>
                     </w:tabs>
-                    <w:spacing w:before="0" w:after="0" w:line="276" w:lineRule="auto"/>
+                    <w:spacing w:before="0" w:after="0" w:line="258" w:lineRule="auto"/>
                     <w:ind w:left="340" w:hanging="340"/>
                   </w:pPr>
                   <w:r>
@@ -3162,7 +3182,7 @@
                     <w:tabs>
                       <w:tab w:val="left" w:pos="340"/>
                     </w:tabs>
-                    <w:spacing w:before="0" w:after="0" w:line="276" w:lineRule="auto"/>
+                    <w:spacing w:before="0" w:after="0" w:line="258" w:lineRule="auto"/>
                     <w:ind w:left="340" w:hanging="340"/>
                   </w:pPr>
                   <w:r>
@@ -3224,7 +3244,7 @@
                     <w:tabs>
                       <w:tab w:val="left" w:pos="340"/>
                     </w:tabs>
-                    <w:spacing w:before="0" w:after="0" w:line="276" w:lineRule="auto"/>
+                    <w:spacing w:before="0" w:after="0" w:line="258" w:lineRule="auto"/>
                     <w:ind w:left="340" w:hanging="340"/>
                   </w:pPr>
                   <w:r>
@@ -3286,7 +3306,7 @@
                     <w:tabs>
                       <w:tab w:val="left" w:pos="340"/>
                     </w:tabs>
-                    <w:spacing w:before="0" w:after="0" w:line="276" w:lineRule="auto"/>
+                    <w:spacing w:before="0" w:after="0" w:line="258" w:lineRule="auto"/>
                     <w:ind w:left="340" w:hanging="340"/>
                   </w:pPr>
                   <w:r>
@@ -3355,6 +3375,7 @@
     </w:p>
     <w:p>
       <w:pPr>
+        <w:pStyle w:val="Heading2"/>
         <w:keepNext/>
         <w:pBdr>
           <w:bottom w:val="single" w:sz="8" w:space="3" w:color="003A70"/>
@@ -3370,7 +3391,7 @@
           <w:b/>
           <w:color w:val="003A70"/>
           <w:spacing w:val="14"/>
-          <w:sz w:val="19"/>
+          <w:sz w:val="22"/>
           <w:szCs w:val="19"/>
         </w:rPr>
         <w:t xml:space="preserve">READY CHECK</w:t>
@@ -3389,7 +3410,7 @@
           <w:rFonts w:ascii="Avenir Next" w:hAnsi="Avenir Next" w:cs="Avenir Next" w:eastAsia="Avenir Next"/>
           <w:i/>
           <w:color w:val="5A5F66"/>
-          <w:sz w:val="17"/>
+          <w:sz w:val="22"/>
           <w:szCs w:val="17"/>
         </w:rPr>
         <w:t xml:space="preserve">a problem like the one in today’s lesson</w:t>
@@ -3439,7 +3460,7 @@
               <w:tabs>
                 <w:tab w:val="left" w:pos="432"/>
               </w:tabs>
-              <w:spacing w:before="90" w:after="40" w:line="268" w:lineRule="auto"/>
+              <w:spacing w:before="90" w:after="40" w:line="254" w:lineRule="auto"/>
               <w:ind w:left="432" w:hanging="432"/>
             </w:pPr>
             <w:r>
@@ -3513,7 +3534,7 @@
                     <w:tabs>
                       <w:tab w:val="left" w:pos="340"/>
                     </w:tabs>
-                    <w:spacing w:before="0" w:after="0" w:line="264" w:lineRule="auto"/>
+                    <w:spacing w:before="0" w:after="0" w:line="252" w:lineRule="auto"/>
                     <w:ind w:left="340" w:hanging="340"/>
                   </w:pPr>
                   <w:r>
@@ -3521,25 +3542,25 @@
                       <w:rFonts w:ascii="Avenir Next" w:hAnsi="Avenir Next" w:cs="Avenir Next" w:eastAsia="Avenir Next"/>
                       <w:b/>
                       <w:color w:val="003A70"/>
+                      <w:sz w:val="22"/>
+                      <w:szCs w:val="21"/>
+                    </w:rPr>
+                    <w:t xml:space="preserve">A</w:t>
+                  </w:r>
+                  <w:r>
+                    <w:rPr>
+                      <w:rFonts w:ascii="Avenir Next" w:hAnsi="Avenir Next" w:cs="Avenir Next" w:eastAsia="Avenir Next"/>
+                      <w:color w:val="1A1A1A"/>
                       <w:sz w:val="21"/>
                       <w:szCs w:val="21"/>
                     </w:rPr>
-                    <w:t xml:space="preserve">A</w:t>
-                  </w:r>
-                  <w:r>
-                    <w:rPr>
-                      <w:rFonts w:ascii="Avenir Next" w:hAnsi="Avenir Next" w:cs="Avenir Next" w:eastAsia="Avenir Next"/>
-                      <w:color w:val="1A1A1A"/>
-                      <w:sz w:val="21"/>
-                      <w:szCs w:val="21"/>
-                    </w:rPr>
                     <w:tab/>
                   </w:r>
                   <w:r>
                     <w:rPr>
                       <w:rFonts w:ascii="Avenir Next" w:hAnsi="Avenir Next" w:cs="Avenir Next" w:eastAsia="Avenir Next"/>
                       <w:color w:val="1A1A1A"/>
-                      <w:sz w:val="21"/>
+                      <w:sz w:val="22"/>
                       <w:szCs w:val="21"/>
                     </w:rPr>
                     <w:t xml:space="preserve">3</w:t>
@@ -3556,7 +3577,7 @@
                     <w:tabs>
                       <w:tab w:val="left" w:pos="340"/>
                     </w:tabs>
-                    <w:spacing w:before="0" w:after="0" w:line="264" w:lineRule="auto"/>
+                    <w:spacing w:before="0" w:after="0" w:line="252" w:lineRule="auto"/>
                     <w:ind w:left="340" w:hanging="340"/>
                   </w:pPr>
                   <w:r>
@@ -3564,25 +3585,25 @@
                       <w:rFonts w:ascii="Avenir Next" w:hAnsi="Avenir Next" w:cs="Avenir Next" w:eastAsia="Avenir Next"/>
                       <w:b/>
                       <w:color w:val="003A70"/>
+                      <w:sz w:val="22"/>
+                      <w:szCs w:val="21"/>
+                    </w:rPr>
+                    <w:t xml:space="preserve">B</w:t>
+                  </w:r>
+                  <w:r>
+                    <w:rPr>
+                      <w:rFonts w:ascii="Avenir Next" w:hAnsi="Avenir Next" w:cs="Avenir Next" w:eastAsia="Avenir Next"/>
+                      <w:color w:val="1A1A1A"/>
                       <w:sz w:val="21"/>
                       <w:szCs w:val="21"/>
                     </w:rPr>
-                    <w:t xml:space="preserve">B</w:t>
-                  </w:r>
-                  <w:r>
-                    <w:rPr>
-                      <w:rFonts w:ascii="Avenir Next" w:hAnsi="Avenir Next" w:cs="Avenir Next" w:eastAsia="Avenir Next"/>
-                      <w:color w:val="1A1A1A"/>
-                      <w:sz w:val="21"/>
-                      <w:szCs w:val="21"/>
-                    </w:rPr>
                     <w:tab/>
                   </w:r>
                   <w:r>
                     <w:rPr>
                       <w:rFonts w:ascii="Avenir Next" w:hAnsi="Avenir Next" w:cs="Avenir Next" w:eastAsia="Avenir Next"/>
                       <w:color w:val="1A1A1A"/>
-                      <w:sz w:val="21"/>
+                      <w:sz w:val="22"/>
                       <w:szCs w:val="21"/>
                     </w:rPr>
                     <w:t xml:space="preserve">3/16</w:t>
@@ -3599,7 +3620,7 @@
                     <w:tabs>
                       <w:tab w:val="left" w:pos="340"/>
                     </w:tabs>
-                    <w:spacing w:before="0" w:after="0" w:line="264" w:lineRule="auto"/>
+                    <w:spacing w:before="0" w:after="0" w:line="252" w:lineRule="auto"/>
                     <w:ind w:left="340" w:hanging="340"/>
                   </w:pPr>
                   <w:r>
@@ -3607,25 +3628,25 @@
                       <w:rFonts w:ascii="Avenir Next" w:hAnsi="Avenir Next" w:cs="Avenir Next" w:eastAsia="Avenir Next"/>
                       <w:b/>
                       <w:color w:val="003A70"/>
+                      <w:sz w:val="22"/>
+                      <w:szCs w:val="21"/>
+                    </w:rPr>
+                    <w:t xml:space="preserve">C</w:t>
+                  </w:r>
+                  <w:r>
+                    <w:rPr>
+                      <w:rFonts w:ascii="Avenir Next" w:hAnsi="Avenir Next" w:cs="Avenir Next" w:eastAsia="Avenir Next"/>
+                      <w:color w:val="1A1A1A"/>
                       <w:sz w:val="21"/>
                       <w:szCs w:val="21"/>
                     </w:rPr>
-                    <w:t xml:space="preserve">C</w:t>
-                  </w:r>
-                  <w:r>
-                    <w:rPr>
-                      <w:rFonts w:ascii="Avenir Next" w:hAnsi="Avenir Next" w:cs="Avenir Next" w:eastAsia="Avenir Next"/>
-                      <w:color w:val="1A1A1A"/>
-                      <w:sz w:val="21"/>
-                      <w:szCs w:val="21"/>
-                    </w:rPr>
                     <w:tab/>
                   </w:r>
                   <w:r>
                     <w:rPr>
                       <w:rFonts w:ascii="Avenir Next" w:hAnsi="Avenir Next" w:cs="Avenir Next" w:eastAsia="Avenir Next"/>
                       <w:color w:val="1A1A1A"/>
-                      <w:sz w:val="21"/>
+                      <w:sz w:val="22"/>
                       <w:szCs w:val="21"/>
                     </w:rPr>
                     <w:t xml:space="preserve">16/3</w:t>
@@ -3642,7 +3663,7 @@
                     <w:tabs>
                       <w:tab w:val="left" w:pos="340"/>
                     </w:tabs>
-                    <w:spacing w:before="0" w:after="0" w:line="264" w:lineRule="auto"/>
+                    <w:spacing w:before="0" w:after="0" w:line="252" w:lineRule="auto"/>
                     <w:ind w:left="340" w:hanging="340"/>
                   </w:pPr>
                   <w:r>
@@ -3650,25 +3671,25 @@
                       <w:rFonts w:ascii="Avenir Next" w:hAnsi="Avenir Next" w:cs="Avenir Next" w:eastAsia="Avenir Next"/>
                       <w:b/>
                       <w:color w:val="003A70"/>
+                      <w:sz w:val="22"/>
+                      <w:szCs w:val="21"/>
+                    </w:rPr>
+                    <w:t xml:space="preserve">D</w:t>
+                  </w:r>
+                  <w:r>
+                    <w:rPr>
+                      <w:rFonts w:ascii="Avenir Next" w:hAnsi="Avenir Next" w:cs="Avenir Next" w:eastAsia="Avenir Next"/>
+                      <w:color w:val="1A1A1A"/>
                       <w:sz w:val="21"/>
                       <w:szCs w:val="21"/>
                     </w:rPr>
-                    <w:t xml:space="preserve">D</w:t>
-                  </w:r>
-                  <w:r>
-                    <w:rPr>
-                      <w:rFonts w:ascii="Avenir Next" w:hAnsi="Avenir Next" w:cs="Avenir Next" w:eastAsia="Avenir Next"/>
-                      <w:color w:val="1A1A1A"/>
-                      <w:sz w:val="21"/>
-                      <w:szCs w:val="21"/>
-                    </w:rPr>
                     <w:tab/>
                   </w:r>
                   <w:r>
                     <w:rPr>
                       <w:rFonts w:ascii="Avenir Next" w:hAnsi="Avenir Next" w:cs="Avenir Next" w:eastAsia="Avenir Next"/>
                       <w:color w:val="1A1A1A"/>
-                      <w:sz w:val="21"/>
+                      <w:sz w:val="22"/>
                       <w:szCs w:val="21"/>
                     </w:rPr>
                     <w:t xml:space="preserve">1/3</w:t>
@@ -3717,19 +3738,42 @@
         <w:tblLook w:val="0000" w:firstRow="0" w:lastRow="0" w:firstColumn="0" w:lastColumn="0" w:noHBand="1" w:noVBand="1"/>
       </w:tblPr>
       <w:tblGrid>
-        <w:gridCol w:w="2000"/>
-        <w:gridCol w:w="2300"/>
-        <w:gridCol w:w="2100"/>
-        <w:gridCol w:w="3104"/>
+        <w:gridCol w:w="1750"/>
+        <w:gridCol w:w="2500"/>
+        <w:gridCol w:w="2200"/>
+        <w:gridCol w:w="3054"/>
       </w:tblGrid>
       <w:tr>
         <w:trPr>
           <w:cantSplit/>
-          <w:trHeight w:val="320" w:hRule="atLeast"/>
+          <w:trHeight w:val="300" w:hRule="atLeast"/>
         </w:trPr>
         <w:tc>
           <w:tcPr>
-            <w:tcW w:w="2000" w:type="dxa"/>
+            <w:tcW w:w="1750" w:type="dxa"/>
+            <w:vAlign w:val="center"/>
+          </w:tcPr>
+          <w:p>
+            <w:pPr>
+              <w:pStyle w:val="Heading2"/>
+              <w:spacing w:before="0" w:after="0" w:line="240" w:lineRule="auto"/>
+            </w:pPr>
+            <w:r>
+              <w:rPr>
+                <w:rFonts w:ascii="Avenir Next" w:hAnsi="Avenir Next" w:cs="Avenir Next" w:eastAsia="Avenir Next"/>
+                <w:b/>
+                <w:color w:val="003A70"/>
+                <w:spacing w:val="12"/>
+                <w:sz w:val="15"/>
+                <w:szCs w:val="15"/>
+              </w:rPr>
+              <w:t xml:space="preserve">CHECK YOURSELF</w:t>
+            </w:r>
+          </w:p>
+        </w:tc>
+        <w:tc>
+          <w:tcPr>
+            <w:tcW w:w="2500" w:type="dxa"/>
             <w:vAlign w:val="center"/>
           </w:tcPr>
           <w:p>
@@ -3738,20 +3782,27 @@
             </w:pPr>
             <w:r>
               <w:rPr>
-                <w:rFonts w:ascii="Avenir Next" w:hAnsi="Avenir Next" w:cs="Avenir Next" w:eastAsia="Avenir Next"/>
-                <w:b/>
-                <w:color w:val="003A70"/>
-                <w:spacing w:val="12"/>
-                <w:sz w:val="15"/>
-                <w:szCs w:val="15"/>
-              </w:rPr>
-              <w:t xml:space="preserve">CHECK YOURSELF</w:t>
+                <w:rFonts w:ascii="Arial" w:hAnsi="Arial" w:cs="Arial" w:eastAsia="Arial"/>
+                <w:color w:val="1A1A1A"/>
+                <w:sz w:val="20"/>
+                <w:szCs w:val="20"/>
+              </w:rPr>
+              <w:t xml:space="preserve">□</w:t>
+            </w:r>
+            <w:r>
+              <w:rPr>
+                <w:rFonts w:ascii="Avenir Next" w:hAnsi="Avenir Next" w:cs="Avenir Next" w:eastAsia="Avenir Next"/>
+                <w:color w:val="1A1A1A"/>
+                <w:sz w:val="17"/>
+                <w:szCs w:val="17"/>
+              </w:rPr>
+              <w:t xml:space="preserve">  I can do this on my own</w:t>
             </w:r>
           </w:p>
         </w:tc>
         <w:tc>
           <w:tcPr>
-            <w:tcW w:w="2300" w:type="dxa"/>
+            <w:tcW w:w="2200" w:type="dxa"/>
             <w:vAlign w:val="center"/>
           </w:tcPr>
           <w:p>
@@ -3762,8 +3813,8 @@
               <w:rPr>
                 <w:rFonts w:ascii="Arial" w:hAnsi="Arial" w:cs="Arial" w:eastAsia="Arial"/>
                 <w:color w:val="1A1A1A"/>
-                <w:sz w:val="24"/>
-                <w:szCs w:val="24"/>
+                <w:sz w:val="20"/>
+                <w:szCs w:val="20"/>
               </w:rPr>
               <w:t xml:space="preserve">□</w:t>
             </w:r>
@@ -3774,13 +3825,13 @@
                 <w:sz w:val="17"/>
                 <w:szCs w:val="17"/>
               </w:rPr>
-              <w:t xml:space="preserve">  I can do this on my own</w:t>
+              <w:t xml:space="preserve">  I need a little help</w:t>
             </w:r>
           </w:p>
         </w:tc>
         <w:tc>
           <w:tcPr>
-            <w:tcW w:w="2100" w:type="dxa"/>
+            <w:tcW w:w="3054" w:type="dxa"/>
             <w:vAlign w:val="center"/>
           </w:tcPr>
           <w:p>
@@ -3791,37 +3842,8 @@
               <w:rPr>
                 <w:rFonts w:ascii="Arial" w:hAnsi="Arial" w:cs="Arial" w:eastAsia="Arial"/>
                 <w:color w:val="1A1A1A"/>
-                <w:sz w:val="24"/>
-                <w:szCs w:val="24"/>
-              </w:rPr>
-              <w:t xml:space="preserve">□</w:t>
-            </w:r>
-            <w:r>
-              <w:rPr>
-                <w:rFonts w:ascii="Avenir Next" w:hAnsi="Avenir Next" w:cs="Avenir Next" w:eastAsia="Avenir Next"/>
-                <w:color w:val="1A1A1A"/>
-                <w:sz w:val="17"/>
-                <w:szCs w:val="17"/>
-              </w:rPr>
-              <w:t xml:space="preserve">  I need a little help</w:t>
-            </w:r>
-          </w:p>
-        </w:tc>
-        <w:tc>
-          <w:tcPr>
-            <w:tcW w:w="3104" w:type="dxa"/>
-            <w:vAlign w:val="center"/>
-          </w:tcPr>
-          <w:p>
-            <w:pPr>
-              <w:spacing w:before="0" w:after="0" w:line="240" w:lineRule="auto"/>
-            </w:pPr>
-            <w:r>
-              <w:rPr>
-                <w:rFonts w:ascii="Arial" w:hAnsi="Arial" w:cs="Arial" w:eastAsia="Arial"/>
-                <w:color w:val="1A1A1A"/>
-                <w:sz w:val="24"/>
-                <w:szCs w:val="24"/>
+                <w:sz w:val="20"/>
+                <w:szCs w:val="20"/>
               </w:rPr>
               <w:t xml:space="preserve">□</w:t>
             </w:r>
@@ -3856,7 +3878,7 @@
     <w:sectPr>
       <w:footerReference w:type="default" r:id="rIdFooter1"/>
       <w:pgSz w:w="12240" w:h="15840"/>
-      <w:pgMar w:top="893" w:right="1224" w:bottom="835" w:left="1512" w:header="432" w:footer="432" w:gutter="0"/>
+      <w:pgMar w:top="780" w:right="1224" w:bottom="760" w:left="1512" w:header="432" w:footer="432" w:gutter="0"/>
       <w:cols w:space="720"/>
     </w:sectPr>
   </w:body>
@@ -3936,7 +3958,106 @@
               <w:sz w:val="15"/>
               <w:szCs w:val="15"/>
             </w:rPr>
-            <w:t xml:space="preserve">Lesson 6-1  ·  Session 2  ·  Prerequisite Practice B</w:t>
+            <w:t xml:space="preserve">6-1 · Page </w:t>
+          </w:r>
+          <w:r>
+            <w:rPr>
+              <w:rFonts w:ascii="Avenir Next" w:hAnsi="Avenir Next" w:cs="Avenir Next" w:eastAsia="Avenir Next"/>
+              <w:color w:val="5A5F66"/>
+              <w:sz w:val="15"/>
+              <w:szCs w:val="15"/>
+            </w:rPr>
+            <w:fldChar w:fldCharType="begin"/>
+          </w:r>
+          <w:r>
+            <w:rPr>
+              <w:rFonts w:ascii="Avenir Next" w:hAnsi="Avenir Next" w:cs="Avenir Next" w:eastAsia="Avenir Next"/>
+              <w:color w:val="5A5F66"/>
+              <w:sz w:val="15"/>
+              <w:szCs w:val="15"/>
+            </w:rPr>
+            <w:instrText xml:space="preserve"> PAGE </w:instrText>
+          </w:r>
+          <w:r>
+            <w:rPr>
+              <w:rFonts w:ascii="Avenir Next" w:hAnsi="Avenir Next" w:cs="Avenir Next" w:eastAsia="Avenir Next"/>
+              <w:color w:val="5A5F66"/>
+              <w:sz w:val="15"/>
+              <w:szCs w:val="15"/>
+            </w:rPr>
+            <w:fldChar w:fldCharType="separate"/>
+          </w:r>
+          <w:r>
+            <w:rPr>
+              <w:rFonts w:ascii="Avenir Next" w:hAnsi="Avenir Next" w:cs="Avenir Next" w:eastAsia="Avenir Next"/>
+              <w:color w:val="5A5F66"/>
+              <w:sz w:val="15"/>
+              <w:szCs w:val="15"/>
+            </w:rPr>
+            <w:t xml:space="preserve">1</w:t>
+          </w:r>
+          <w:r>
+            <w:rPr>
+              <w:rFonts w:ascii="Avenir Next" w:hAnsi="Avenir Next" w:cs="Avenir Next" w:eastAsia="Avenir Next"/>
+              <w:color w:val="5A5F66"/>
+              <w:sz w:val="15"/>
+              <w:szCs w:val="15"/>
+            </w:rPr>
+            <w:fldChar w:fldCharType="end"/>
+          </w:r>
+          <w:r>
+            <w:rPr>
+              <w:rFonts w:ascii="Avenir Next" w:hAnsi="Avenir Next" w:cs="Avenir Next" w:eastAsia="Avenir Next"/>
+              <w:color w:val="5A5F66"/>
+              <w:sz w:val="15"/>
+              <w:szCs w:val="15"/>
+            </w:rPr>
+            <w:t xml:space="preserve"> of </w:t>
+          </w:r>
+          <w:r>
+            <w:rPr>
+              <w:rFonts w:ascii="Avenir Next" w:hAnsi="Avenir Next" w:cs="Avenir Next" w:eastAsia="Avenir Next"/>
+              <w:color w:val="5A5F66"/>
+              <w:sz w:val="15"/>
+              <w:szCs w:val="15"/>
+            </w:rPr>
+            <w:fldChar w:fldCharType="begin"/>
+          </w:r>
+          <w:r>
+            <w:rPr>
+              <w:rFonts w:ascii="Avenir Next" w:hAnsi="Avenir Next" w:cs="Avenir Next" w:eastAsia="Avenir Next"/>
+              <w:color w:val="5A5F66"/>
+              <w:sz w:val="15"/>
+              <w:szCs w:val="15"/>
+            </w:rPr>
+            <w:instrText xml:space="preserve"> NUMPAGES </w:instrText>
+          </w:r>
+          <w:r>
+            <w:rPr>
+              <w:rFonts w:ascii="Avenir Next" w:hAnsi="Avenir Next" w:cs="Avenir Next" w:eastAsia="Avenir Next"/>
+              <w:color w:val="5A5F66"/>
+              <w:sz w:val="15"/>
+              <w:szCs w:val="15"/>
+            </w:rPr>
+            <w:fldChar w:fldCharType="separate"/>
+          </w:r>
+          <w:r>
+            <w:rPr>
+              <w:rFonts w:ascii="Avenir Next" w:hAnsi="Avenir Next" w:cs="Avenir Next" w:eastAsia="Avenir Next"/>
+              <w:color w:val="5A5F66"/>
+              <w:sz w:val="15"/>
+              <w:szCs w:val="15"/>
+            </w:rPr>
+            <w:t xml:space="preserve">1</w:t>
+          </w:r>
+          <w:r>
+            <w:rPr>
+              <w:rFonts w:ascii="Avenir Next" w:hAnsi="Avenir Next" w:cs="Avenir Next" w:eastAsia="Avenir Next"/>
+              <w:color w:val="5A5F66"/>
+              <w:sz w:val="15"/>
+              <w:szCs w:val="15"/>
+            </w:rPr>
+            <w:fldChar w:fldCharType="end"/>
           </w:r>
         </w:p>
       </w:tc>
@@ -3979,5 +4100,23 @@
       </w:tblCellMar>
     </w:tblPr>
   </w:style>
+  <w:style w:type="paragraph" w:styleId="Heading1">
+    <w:name w:val="heading 1"/>
+    <w:basedOn w:val="Normal"/>
+    <w:pPr>
+      <w:outlineLvl w:val="0"/>
+      <w:keepNext w:val="0"/>
+      <w:keepLines w:val="0"/>
+    </w:pPr>
+  </w:style>
+  <w:style w:type="paragraph" w:styleId="Heading2">
+    <w:name w:val="heading 2"/>
+    <w:basedOn w:val="Normal"/>
+    <w:pPr>
+      <w:outlineLvl w:val="1"/>
+      <w:keepNext w:val="0"/>
+      <w:keepLines w:val="0"/>
+    </w:pPr>
+  </w:style>
 </w:styles>
 </file>